--- a/Theory/ConceptDraft_Franzelin.docx
+++ b/Theory/ConceptDraft_Franzelin.docx
@@ -37,35 +37,21 @@
           <w:rFonts w:ascii="Calibri" w:hAnsi="Calibri" w:cs="Calibri"/>
           <w:lang w:val="en-US"/>
         </w:rPr>
-        <w:t>Extracting building footprints has been an important topic in remote sensing for many years. Most methods are based on deep learning and convolutional neural networks (CNNs), which are trained on large datasets for specific use cases (</w:t>
-      </w:r>
-      <w:r>
-        <w:rPr>
-          <w:rFonts w:ascii="Calibri" w:hAnsi="Calibri" w:cs="Calibri"/>
-          <w:lang w:val="en-US"/>
-        </w:rPr>
-        <w:t xml:space="preserve">Rastogi </w:t>
-      </w:r>
-      <w:r>
-        <w:rPr>
-          <w:rFonts w:ascii="Calibri" w:hAnsi="Calibri" w:cs="Calibri"/>
-          <w:lang w:val="en-US"/>
-        </w:rPr>
-        <w:t>et al., 202</w:t>
-      </w:r>
-      <w:r>
-        <w:rPr>
-          <w:rFonts w:ascii="Calibri" w:hAnsi="Calibri" w:cs="Calibri"/>
-          <w:lang w:val="en-US"/>
-        </w:rPr>
-        <w:t>2</w:t>
-      </w:r>
-      <w:r>
-        <w:rPr>
-          <w:rFonts w:ascii="Calibri" w:hAnsi="Calibri" w:cs="Calibri"/>
-          <w:lang w:val="en-US"/>
-        </w:rPr>
-        <w:t>; O’Shea &amp; Nash, 2015). These models have been used in many fields, such as disaster management, urban planning, and infrastructure monitoring (</w:t>
+        <w:t>Extracting building footprints has long been an essential task in aerial imagery interpretation</w:t>
+      </w:r>
+      <w:r>
+        <w:rPr>
+          <w:rFonts w:ascii="Calibri" w:hAnsi="Calibri" w:cs="Calibri"/>
+          <w:lang w:val="en-US"/>
+        </w:rPr>
+        <w:t xml:space="preserve"> and GIScience</w:t>
+      </w:r>
+      <w:r>
+        <w:rPr>
+          <w:rFonts w:ascii="Calibri" w:hAnsi="Calibri" w:cs="Calibri"/>
+          <w:lang w:val="en-US"/>
+        </w:rPr>
+        <w:t>, supporting applications such as disaster management, urban planning, and infrastructure monitoring (</w:t>
       </w:r>
       <w:proofErr w:type="spellStart"/>
       <w:r>
@@ -81,21 +67,7 @@
           <w:rFonts w:ascii="Calibri" w:hAnsi="Calibri" w:cs="Calibri"/>
           <w:lang w:val="en-US"/>
         </w:rPr>
-        <w:t xml:space="preserve"> et al., 201</w:t>
-      </w:r>
-      <w:r>
-        <w:rPr>
-          <w:rFonts w:ascii="Calibri" w:hAnsi="Calibri" w:cs="Calibri"/>
-          <w:lang w:val="en-US"/>
-        </w:rPr>
-        <w:t>0</w:t>
-      </w:r>
-      <w:r>
-        <w:rPr>
-          <w:rFonts w:ascii="Calibri" w:hAnsi="Calibri" w:cs="Calibri"/>
-          <w:lang w:val="en-US"/>
-        </w:rPr>
-        <w:t xml:space="preserve">). However, CNNs are limited because they need </w:t>
+        <w:t xml:space="preserve"> et al., 2010). Accurate and up-to-date building footprints are not only required by national mapping agencies for maintaining topographic </w:t>
       </w:r>
       <w:proofErr w:type="gramStart"/>
       <w:r>
@@ -103,7 +75,7 @@
           <w:rFonts w:ascii="Calibri" w:hAnsi="Calibri" w:cs="Calibri"/>
           <w:lang w:val="en-US"/>
         </w:rPr>
-        <w:t>large labeled</w:t>
+        <w:t>databases, but</w:t>
       </w:r>
       <w:proofErr w:type="gramEnd"/>
       <w:r>
@@ -111,7 +83,80 @@
           <w:rFonts w:ascii="Calibri" w:hAnsi="Calibri" w:cs="Calibri"/>
           <w:lang w:val="en-US"/>
         </w:rPr>
-        <w:t xml:space="preserve"> data and do not generalize well to new areas.</w:t>
+        <w:t xml:space="preserve"> also play a critical role in crisis situations</w:t>
+      </w:r>
+      <w:r>
+        <w:rPr>
+          <w:rFonts w:ascii="Calibri" w:hAnsi="Calibri" w:cs="Calibri"/>
+          <w:lang w:val="en-US"/>
+        </w:rPr>
+        <w:t xml:space="preserve"> (</w:t>
+      </w:r>
+      <w:r>
+        <w:rPr>
+          <w:rFonts w:ascii="Calibri" w:hAnsi="Calibri" w:cs="Calibri"/>
+        </w:rPr>
+        <w:t>Zheng et al., 2021</w:t>
+      </w:r>
+      <w:r>
+        <w:rPr>
+          <w:rFonts w:ascii="Calibri" w:hAnsi="Calibri" w:cs="Calibri"/>
+          <w:lang w:val="en-US"/>
+        </w:rPr>
+        <w:t xml:space="preserve">) </w:t>
+      </w:r>
+      <w:r>
+        <w:rPr>
+          <w:rFonts w:ascii="Calibri" w:hAnsi="Calibri" w:cs="Calibri"/>
+          <w:lang w:val="en-US"/>
+        </w:rPr>
+        <w:t xml:space="preserve"> for example, after hurricanes in Jamaica, earthquakes in Afghanistan, or the war in Ukraine (</w:t>
+      </w:r>
+      <w:proofErr w:type="spellStart"/>
+      <w:r>
+        <w:rPr>
+          <w:rFonts w:ascii="Calibri" w:hAnsi="Calibri" w:cs="Calibri"/>
+          <w:lang w:val="en-US"/>
+        </w:rPr>
+        <w:t>Aimati</w:t>
+      </w:r>
+      <w:proofErr w:type="spellEnd"/>
+      <w:r>
+        <w:rPr>
+          <w:rFonts w:ascii="Calibri" w:hAnsi="Calibri" w:cs="Calibri"/>
+          <w:lang w:val="en-US"/>
+        </w:rPr>
+        <w:t xml:space="preserve">, 2023). In such contexts, quickly assessing structural damage and urban change is vital for response planning and reconstruction. Despite significant advances in deep learning and remote sensing automation, mapping authorities such as </w:t>
+      </w:r>
+      <w:proofErr w:type="spellStart"/>
+      <w:r>
+        <w:rPr>
+          <w:rFonts w:ascii="Calibri" w:hAnsi="Calibri" w:cs="Calibri"/>
+          <w:lang w:val="en-US"/>
+        </w:rPr>
+        <w:t>swisstopo</w:t>
+      </w:r>
+      <w:proofErr w:type="spellEnd"/>
+      <w:r>
+        <w:rPr>
+          <w:rFonts w:ascii="Calibri" w:hAnsi="Calibri" w:cs="Calibri"/>
+          <w:lang w:val="en-US"/>
+        </w:rPr>
+        <w:t xml:space="preserve"> still rely heavily on manual verification and editing. According to a short informal interview with an operator, there is currently no fully operational automated system capable of reliably generating building footprints for new or modified buildings in </w:t>
+      </w:r>
+      <w:r>
+        <w:rPr>
+          <w:rFonts w:ascii="Calibri" w:hAnsi="Calibri" w:cs="Calibri"/>
+          <w:lang w:val="en-US"/>
+        </w:rPr>
+        <w:t xml:space="preserve">their </w:t>
+      </w:r>
+      <w:r>
+        <w:rPr>
+          <w:rFonts w:ascii="Calibri" w:hAnsi="Calibri" w:cs="Calibri"/>
+          <w:lang w:val="en-US"/>
+        </w:rPr>
+        <w:t>production workflows.</w:t>
       </w:r>
     </w:p>
     <w:p>
@@ -126,37 +171,21 @@
           <w:rFonts w:ascii="Calibri" w:hAnsi="Calibri" w:cs="Calibri"/>
           <w:lang w:val="en-US"/>
         </w:rPr>
-        <w:t xml:space="preserve">In recent years, with the rise of artificial intelligence, researchers have started to use foundation models instead of classical CNNs. The Dense Prediction Transformer (DPT) by </w:t>
-      </w:r>
-      <w:r>
-        <w:rPr>
-          <w:rFonts w:ascii="Calibri" w:hAnsi="Calibri" w:cs="Calibri"/>
-          <w:lang w:val="en-US"/>
-        </w:rPr>
-        <w:t>(</w:t>
-      </w:r>
-      <w:proofErr w:type="spellStart"/>
-      <w:r>
-        <w:rPr>
-          <w:rFonts w:ascii="Calibri" w:hAnsi="Calibri" w:cs="Calibri"/>
-          <w:lang w:val="en-US"/>
-        </w:rPr>
-        <w:t>Ranftl</w:t>
-      </w:r>
-      <w:proofErr w:type="spellEnd"/>
-      <w:r>
-        <w:rPr>
-          <w:rFonts w:ascii="Calibri" w:hAnsi="Calibri" w:cs="Calibri"/>
-          <w:lang w:val="en-US"/>
-        </w:rPr>
-        <w:t xml:space="preserve"> et al.,</w:t>
-      </w:r>
-      <w:r>
-        <w:rPr>
-          <w:rFonts w:ascii="Calibri" w:hAnsi="Calibri" w:cs="Calibri"/>
-          <w:lang w:val="en-US"/>
-        </w:rPr>
-        <w:t>2021) was one of the first to show how transformer-based models can replace CNNs. These new models can look at the whole image at once and make more coherent predictions.</w:t>
+        <w:t xml:space="preserve">The proposed workflow will be developed and tested in different stages. For the development of the method, I will first start with building footprint extraction in Switzerland, since here I have access to very good satellite and aerial imagery as well as excellent building footprint data that can serve as a benchmark. Once the approach is established and performs well, I will then choose a specific use case to apply the </w:t>
+      </w:r>
+      <w:r>
+        <w:rPr>
+          <w:rFonts w:ascii="Calibri" w:hAnsi="Calibri" w:cs="Calibri"/>
+          <w:lang w:val="en-US"/>
+        </w:rPr>
+        <w:t>model for</w:t>
+      </w:r>
+      <w:r>
+        <w:rPr>
+          <w:rFonts w:ascii="Calibri" w:hAnsi="Calibri" w:cs="Calibri"/>
+          <w:lang w:val="en-US"/>
+        </w:rPr>
+        <w:t xml:space="preserve"> example, a natural disaster such as a flood or earthquake, or an armed conflict area where large-scale building damage has occurred. This use case still needs to be selected, but it will help to show how the method performs in more challenging real-world GIS situations</w:t>
       </w:r>
     </w:p>
     <w:p>
@@ -171,63 +200,187 @@
           <w:rFonts w:ascii="Calibri" w:hAnsi="Calibri" w:cs="Calibri"/>
           <w:lang w:val="en-US"/>
         </w:rPr>
-        <w:t>Today, research is moving toward combining visual foundation models with multimodal large language models (MLLMs) (Wu &amp; Gan, 2023). These models can understand both text and images and are being studied for how well they can process spatial data (Ji</w:t>
-      </w:r>
-      <w:r>
-        <w:rPr>
-          <w:rFonts w:ascii="Calibri" w:hAnsi="Calibri" w:cs="Calibri"/>
-          <w:lang w:val="en-US"/>
-        </w:rPr>
-        <w:t xml:space="preserve"> et al.</w:t>
-      </w:r>
-      <w:r>
-        <w:rPr>
-          <w:rFonts w:ascii="Calibri" w:hAnsi="Calibri" w:cs="Calibri"/>
-          <w:lang w:val="en-US"/>
-        </w:rPr>
-        <w:t>, 202</w:t>
-      </w:r>
-      <w:r>
-        <w:rPr>
-          <w:rFonts w:ascii="Calibri" w:hAnsi="Calibri" w:cs="Calibri"/>
-          <w:lang w:val="en-US"/>
-        </w:rPr>
-        <w:t>5</w:t>
-      </w:r>
-      <w:r>
-        <w:rPr>
-          <w:rFonts w:ascii="Calibri" w:hAnsi="Calibri" w:cs="Calibri"/>
-          <w:lang w:val="en-US"/>
-        </w:rPr>
-        <w:t xml:space="preserve">) and interact with vision </w:t>
-      </w:r>
-      <w:r>
-        <w:rPr>
-          <w:rFonts w:ascii="Calibri" w:hAnsi="Calibri" w:cs="Calibri"/>
-          <w:lang w:val="en-US"/>
-        </w:rPr>
-        <w:t>model</w:t>
-      </w:r>
-      <w:r>
-        <w:rPr>
-          <w:rFonts w:ascii="Calibri" w:hAnsi="Calibri" w:cs="Calibri"/>
-          <w:lang w:val="en-US"/>
-        </w:rPr>
-        <w:t>. In remote sensing, first studies have started to combine these two types of models (</w:t>
-      </w:r>
-      <w:r>
-        <w:rPr>
-          <w:rFonts w:ascii="Calibri" w:hAnsi="Calibri" w:cs="Calibri"/>
-          <w:lang w:val="en-US"/>
-        </w:rPr>
-        <w:t xml:space="preserve">Zhou </w:t>
-      </w:r>
-      <w:r>
-        <w:rPr>
-          <w:rFonts w:ascii="Calibri" w:hAnsi="Calibri" w:cs="Calibri"/>
-          <w:lang w:val="en-US"/>
-        </w:rPr>
-        <w:t>et al., 2024), usually so that the language model helps describe or guide what the visual model should segment.</w:t>
+        <w:t xml:space="preserve">In recent years, with the rise of artificial intelligence, researchers have increasingly explored the use of </w:t>
+      </w:r>
+      <w:r>
+        <w:rPr>
+          <w:rFonts w:ascii="Calibri" w:hAnsi="Calibri" w:cs="Calibri"/>
+          <w:lang w:val="en-US"/>
+        </w:rPr>
+        <w:t>foundation models</w:t>
+      </w:r>
+      <w:r>
+        <w:rPr>
+          <w:rFonts w:ascii="Calibri" w:hAnsi="Calibri" w:cs="Calibri"/>
+          <w:lang w:val="en-US"/>
+        </w:rPr>
+        <w:t xml:space="preserve"> instead of traditional deep learning architectures</w:t>
+      </w:r>
+      <w:r>
+        <w:rPr>
+          <w:rFonts w:ascii="Calibri" w:hAnsi="Calibri" w:cs="Calibri"/>
+          <w:lang w:val="en-US"/>
+        </w:rPr>
+        <w:t>. M</w:t>
+      </w:r>
+      <w:r>
+        <w:rPr>
+          <w:rFonts w:ascii="Calibri" w:hAnsi="Calibri" w:cs="Calibri"/>
+          <w:lang w:val="en-US"/>
+        </w:rPr>
+        <w:t xml:space="preserve">ost deep learning models </w:t>
+      </w:r>
+      <w:r>
+        <w:rPr>
+          <w:rFonts w:ascii="Calibri" w:hAnsi="Calibri" w:cs="Calibri"/>
+          <w:lang w:val="en-US"/>
+        </w:rPr>
+        <w:t>(</w:t>
+      </w:r>
+      <w:r>
+        <w:rPr>
+          <w:rFonts w:ascii="Calibri" w:hAnsi="Calibri" w:cs="Calibri"/>
+          <w:lang w:val="en-US"/>
+        </w:rPr>
+        <w:t>including CNNs</w:t>
+      </w:r>
+      <w:r>
+        <w:rPr>
+          <w:rFonts w:ascii="Calibri" w:hAnsi="Calibri" w:cs="Calibri"/>
+          <w:lang w:val="en-US"/>
+        </w:rPr>
+        <w:t>)</w:t>
+      </w:r>
+      <w:r>
+        <w:rPr>
+          <w:rFonts w:ascii="Calibri" w:hAnsi="Calibri" w:cs="Calibri"/>
+          <w:lang w:val="en-US"/>
+        </w:rPr>
+        <w:t xml:space="preserve"> rely on </w:t>
+      </w:r>
+      <w:r>
+        <w:rPr>
+          <w:rFonts w:ascii="Calibri" w:hAnsi="Calibri" w:cs="Calibri"/>
+          <w:lang w:val="en-US"/>
+        </w:rPr>
+        <w:t>large, labeled</w:t>
+      </w:r>
+      <w:r>
+        <w:rPr>
+          <w:rFonts w:ascii="Calibri" w:hAnsi="Calibri" w:cs="Calibri"/>
+          <w:lang w:val="en-US"/>
+        </w:rPr>
+        <w:t xml:space="preserve"> datasets and often generalize poorly to new domains. The Vision Transformer</w:t>
+      </w:r>
+      <w:r>
+        <w:rPr>
+          <w:rFonts w:ascii="Calibri" w:hAnsi="Calibri" w:cs="Calibri"/>
+          <w:b/>
+          <w:bCs/>
+          <w:lang w:val="en-US"/>
+        </w:rPr>
+        <w:t xml:space="preserve"> (</w:t>
+      </w:r>
+      <w:proofErr w:type="spellStart"/>
+      <w:r>
+        <w:rPr>
+          <w:rFonts w:ascii="Calibri" w:hAnsi="Calibri" w:cs="Calibri"/>
+          <w:lang w:val="en-US"/>
+        </w:rPr>
+        <w:t>ViT</w:t>
+      </w:r>
+      <w:proofErr w:type="spellEnd"/>
+      <w:r>
+        <w:rPr>
+          <w:rFonts w:ascii="Calibri" w:hAnsi="Calibri" w:cs="Calibri"/>
+          <w:b/>
+          <w:bCs/>
+          <w:lang w:val="en-US"/>
+        </w:rPr>
+        <w:t>)</w:t>
+      </w:r>
+      <w:r>
+        <w:rPr>
+          <w:rFonts w:ascii="Calibri" w:hAnsi="Calibri" w:cs="Calibri"/>
+          <w:lang w:val="en-US"/>
+        </w:rPr>
+        <w:t xml:space="preserve"> (</w:t>
+      </w:r>
+      <w:proofErr w:type="spellStart"/>
+      <w:r>
+        <w:rPr>
+          <w:rFonts w:ascii="Calibri" w:hAnsi="Calibri" w:cs="Calibri"/>
+          <w:lang w:val="en-US"/>
+        </w:rPr>
+        <w:t>Dosovitskiy</w:t>
+      </w:r>
+      <w:proofErr w:type="spellEnd"/>
+      <w:r>
+        <w:rPr>
+          <w:rFonts w:ascii="Calibri" w:hAnsi="Calibri" w:cs="Calibri"/>
+          <w:lang w:val="en-US"/>
+        </w:rPr>
+        <w:t xml:space="preserve"> et al., 2020) was one of the first transformer-based models for vision tasks, demonstrating that attention mechanisms can effectively replace convolutional operations. Building on this idea, the Dense Prediction</w:t>
+      </w:r>
+      <w:r>
+        <w:rPr>
+          <w:rFonts w:ascii="Calibri" w:hAnsi="Calibri" w:cs="Calibri"/>
+          <w:b/>
+          <w:bCs/>
+          <w:lang w:val="en-US"/>
+        </w:rPr>
+        <w:t xml:space="preserve"> </w:t>
+      </w:r>
+      <w:r>
+        <w:rPr>
+          <w:rFonts w:ascii="Calibri" w:hAnsi="Calibri" w:cs="Calibri"/>
+          <w:lang w:val="en-US"/>
+        </w:rPr>
+        <w:t>Transformer (DPT) (</w:t>
+      </w:r>
+      <w:proofErr w:type="spellStart"/>
+      <w:r>
+        <w:rPr>
+          <w:rFonts w:ascii="Calibri" w:hAnsi="Calibri" w:cs="Calibri"/>
+          <w:lang w:val="en-US"/>
+        </w:rPr>
+        <w:t>Ranftl</w:t>
+      </w:r>
+      <w:proofErr w:type="spellEnd"/>
+      <w:r>
+        <w:rPr>
+          <w:rFonts w:ascii="Calibri" w:hAnsi="Calibri" w:cs="Calibri"/>
+          <w:lang w:val="en-US"/>
+        </w:rPr>
+        <w:t xml:space="preserve"> et al., 2021) further showed that transformers can produce coherent, global predictions for dense visual tasks. </w:t>
+      </w:r>
+      <w:r>
+        <w:rPr>
+          <w:rFonts w:ascii="Calibri" w:hAnsi="Calibri" w:cs="Calibri"/>
+          <w:lang w:val="en-US"/>
+        </w:rPr>
+        <w:t>R</w:t>
+      </w:r>
+      <w:r>
+        <w:rPr>
+          <w:rFonts w:ascii="Calibri" w:hAnsi="Calibri" w:cs="Calibri"/>
+          <w:lang w:val="en-US"/>
+        </w:rPr>
+        <w:t xml:space="preserve">ecently, research has moved toward integrating visual foundation models with multimodal large language models (MLLMs) (Wu &amp; Gan, 2023). These models can process visual and textual information, offering new ways to interpret and reason about spatial data (Ji et al., 2025). In GIScience, such approaches </w:t>
+      </w:r>
+      <w:r>
+        <w:rPr>
+          <w:rFonts w:ascii="Calibri" w:hAnsi="Calibri" w:cs="Calibri"/>
+          <w:lang w:val="en-US"/>
+        </w:rPr>
+        <w:t xml:space="preserve">could be crucial </w:t>
+      </w:r>
+      <w:r>
+        <w:rPr>
+          <w:rFonts w:ascii="Calibri" w:hAnsi="Calibri" w:cs="Calibri"/>
+          <w:lang w:val="en-US"/>
+        </w:rPr>
+        <w:t>for enhancing spatial reasoning and enabling automated analysis of geospatial features beyond pixel-level classification. Early studies have begun to explore these combinations (Zhou et al., 2024), typically by allowing the language model to guide or describe the visual model’s segmentation process.</w:t>
       </w:r>
     </w:p>
     <w:p>
@@ -242,7 +395,166 @@
           <w:rFonts w:ascii="Calibri" w:hAnsi="Calibri" w:cs="Calibri"/>
           <w:lang w:val="en-US"/>
         </w:rPr>
-        <w:t>My project takes a different approach. Instead of using the language model to control the vision model, I want to generate rough building polygons with a visual foundation model and then use a multimodal language model to check and evaluate them. The language model will identify possible errors and suggest how to improve the polygons. This is my research gap combining these two model types in a new way. Although the focus is on building footprints, the same idea could also be used for other remote sensing quality checks.</w:t>
+        <w:t xml:space="preserve">My project takes a different approach. Instead of using a language model to directly control a vision model, I propose a two-step framework that separates generation and evaluation. In </w:t>
+      </w:r>
+      <w:r>
+        <w:rPr>
+          <w:rFonts w:ascii="Calibri" w:hAnsi="Calibri" w:cs="Calibri"/>
+          <w:lang w:val="en-US"/>
+        </w:rPr>
+        <w:lastRenderedPageBreak/>
+        <w:t>the first stage, rough building polygons are generated using a visual foundation model. In the second stage, a multimodal language model (MLLM) evaluates these polygons, identifies geometric errors, and suggests improvements</w:t>
+      </w:r>
+      <w:r>
+        <w:rPr>
+          <w:rFonts w:ascii="Calibri" w:hAnsi="Calibri" w:cs="Calibri"/>
+          <w:lang w:val="en-US"/>
+        </w:rPr>
+        <w:t xml:space="preserve"> or describes them</w:t>
+      </w:r>
+      <w:r>
+        <w:rPr>
+          <w:rFonts w:ascii="Calibri" w:hAnsi="Calibri" w:cs="Calibri"/>
+          <w:lang w:val="en-US"/>
+        </w:rPr>
+        <w:t>.</w:t>
+      </w:r>
+      <w:r>
+        <w:rPr>
+          <w:rFonts w:ascii="Calibri" w:hAnsi="Calibri" w:cs="Calibri"/>
+          <w:lang w:val="en-US"/>
+        </w:rPr>
+        <w:t xml:space="preserve"> </w:t>
+      </w:r>
+      <w:r>
+        <w:rPr>
+          <w:rFonts w:ascii="Calibri" w:hAnsi="Calibri" w:cs="Calibri"/>
+          <w:lang w:val="en-US"/>
+        </w:rPr>
+        <w:t xml:space="preserve">This two-step design is valuable because it addresses key limitations of current one-step or end-to-end approaches, which typically require </w:t>
+      </w:r>
+      <w:proofErr w:type="gramStart"/>
+      <w:r>
+        <w:rPr>
+          <w:rFonts w:ascii="Calibri" w:hAnsi="Calibri" w:cs="Calibri"/>
+          <w:lang w:val="en-US"/>
+        </w:rPr>
+        <w:t>large labeled</w:t>
+      </w:r>
+      <w:proofErr w:type="gramEnd"/>
+      <w:r>
+        <w:rPr>
+          <w:rFonts w:ascii="Calibri" w:hAnsi="Calibri" w:cs="Calibri"/>
+          <w:lang w:val="en-US"/>
+        </w:rPr>
+        <w:t xml:space="preserve"> datasets</w:t>
+      </w:r>
+      <w:r>
+        <w:rPr>
+          <w:rFonts w:ascii="Calibri" w:hAnsi="Calibri" w:cs="Calibri"/>
+          <w:lang w:val="en-US"/>
+        </w:rPr>
+        <w:t xml:space="preserve"> </w:t>
+      </w:r>
+      <w:r>
+        <w:rPr>
+          <w:rFonts w:ascii="Calibri" w:hAnsi="Calibri" w:cs="Calibri"/>
+          <w:lang w:val="en-US"/>
+        </w:rPr>
+        <w:t>and are difficult to adapt across regions or data domains. By decoupling generation</w:t>
+      </w:r>
+      <w:r>
+        <w:rPr>
+          <w:rFonts w:ascii="Calibri" w:hAnsi="Calibri" w:cs="Calibri"/>
+          <w:lang w:val="en-US"/>
+        </w:rPr>
+        <w:t>,</w:t>
+      </w:r>
+      <w:r>
+        <w:rPr>
+          <w:rFonts w:ascii="Calibri" w:hAnsi="Calibri" w:cs="Calibri"/>
+          <w:lang w:val="en-US"/>
+        </w:rPr>
+        <w:t xml:space="preserve"> evaluation</w:t>
+      </w:r>
+      <w:r>
+        <w:rPr>
+          <w:rFonts w:ascii="Calibri" w:hAnsi="Calibri" w:cs="Calibri"/>
+          <w:lang w:val="en-US"/>
+        </w:rPr>
+        <w:t xml:space="preserve"> and correction </w:t>
+      </w:r>
+      <w:r>
+        <w:rPr>
+          <w:rFonts w:ascii="Calibri" w:hAnsi="Calibri" w:cs="Calibri"/>
+          <w:lang w:val="en-US"/>
+        </w:rPr>
+        <w:t>the proposed workflow allows for clearer feedback loops and greater flexibility in integrating automated quality assurance into geospatial production processes.</w:t>
+      </w:r>
+      <w:r>
+        <w:rPr>
+          <w:rFonts w:ascii="Calibri" w:hAnsi="Calibri" w:cs="Calibri"/>
+          <w:lang w:val="en-US"/>
+        </w:rPr>
+        <w:t xml:space="preserve"> </w:t>
+      </w:r>
+      <w:r>
+        <w:rPr>
+          <w:rFonts w:ascii="Calibri" w:hAnsi="Calibri" w:cs="Calibri"/>
+          <w:lang w:val="en-US"/>
+        </w:rPr>
+        <w:t>The research gap lies in the limited transfer of such multimodal, feedback</w:t>
+      </w:r>
+      <w:r>
+        <w:rPr>
+          <w:rFonts w:ascii="Calibri" w:hAnsi="Calibri" w:cs="Calibri"/>
+          <w:lang w:val="en-US"/>
+        </w:rPr>
+        <w:t xml:space="preserve"> </w:t>
+      </w:r>
+      <w:r>
+        <w:rPr>
+          <w:rFonts w:ascii="Calibri" w:hAnsi="Calibri" w:cs="Calibri"/>
+          <w:lang w:val="en-US"/>
+        </w:rPr>
+        <w:t xml:space="preserve">driven AI approaches to GIScience, particularly in the automated quality assessment of </w:t>
+      </w:r>
+      <w:proofErr w:type="gramStart"/>
+      <w:r>
+        <w:rPr>
+          <w:rFonts w:ascii="Calibri" w:hAnsi="Calibri" w:cs="Calibri"/>
+          <w:lang w:val="en-US"/>
+        </w:rPr>
+        <w:t>vector</w:t>
+      </w:r>
+      <w:r>
+        <w:rPr>
+          <w:rFonts w:ascii="Calibri" w:hAnsi="Calibri" w:cs="Calibri"/>
+          <w:lang w:val="en-US"/>
+        </w:rPr>
+        <w:t xml:space="preserve"> </w:t>
+      </w:r>
+      <w:r>
+        <w:rPr>
+          <w:rFonts w:ascii="Calibri" w:hAnsi="Calibri" w:cs="Calibri"/>
+          <w:lang w:val="en-US"/>
+        </w:rPr>
+        <w:t>based</w:t>
+      </w:r>
+      <w:proofErr w:type="gramEnd"/>
+      <w:r>
+        <w:rPr>
+          <w:rFonts w:ascii="Calibri" w:hAnsi="Calibri" w:cs="Calibri"/>
+          <w:lang w:val="en-US"/>
+        </w:rPr>
+        <w:t xml:space="preserve"> building footprints</w:t>
+      </w:r>
+      <w:r>
+        <w:rPr>
+          <w:rFonts w:ascii="Calibri" w:hAnsi="Calibri" w:cs="Calibri"/>
+          <w:lang w:val="en-US"/>
+        </w:rPr>
+        <w:t>.</w:t>
       </w:r>
     </w:p>
     <w:p>
@@ -266,10 +578,10 @@
     </w:p>
     <w:p>
       <w:pPr>
-        <w:pStyle w:val="ListParagraph"/>
+        <w:pStyle w:val="Listenabsatz"/>
         <w:numPr>
           <w:ilvl w:val="0"/>
-          <w:numId w:val="10"/>
+          <w:numId w:val="11"/>
         </w:numPr>
         <w:rPr>
           <w:rFonts w:ascii="Calibri" w:hAnsi="Calibri" w:cs="Calibri"/>
@@ -279,33 +591,17 @@
       <w:r>
         <w:rPr>
           <w:rFonts w:ascii="Calibri" w:hAnsi="Calibri" w:cs="Calibri"/>
-          <w:b/>
-          <w:bCs/>
-          <w:lang w:val="en-US"/>
-        </w:rPr>
-        <w:t>RQ1</w:t>
-      </w:r>
-      <w:r>
-        <w:rPr>
-          <w:rFonts w:ascii="Calibri" w:hAnsi="Calibri" w:cs="Calibri"/>
-          <w:lang w:val="en-US"/>
-        </w:rPr>
-        <w:t xml:space="preserve">: </w:t>
-      </w:r>
-      <w:r>
-        <w:rPr>
-          <w:rFonts w:ascii="Calibri" w:hAnsi="Calibri" w:cs="Calibri"/>
-          <w:lang w:val="en-US"/>
-        </w:rPr>
-        <w:t>How accurately can MLLMs detect and describe typical geometric errors in building polygons?</w:t>
+          <w:lang w:val="en-US"/>
+        </w:rPr>
+        <w:t>RQ1: How accurately can multimodal large language models (MLLMs) detect and describe typical geometric errors in building polygons?</w:t>
       </w:r>
     </w:p>
     <w:p>
       <w:pPr>
-        <w:pStyle w:val="ListParagraph"/>
+        <w:pStyle w:val="Listenabsatz"/>
         <w:numPr>
           <w:ilvl w:val="0"/>
-          <w:numId w:val="10"/>
+          <w:numId w:val="11"/>
         </w:numPr>
         <w:rPr>
           <w:rFonts w:ascii="Calibri" w:hAnsi="Calibri" w:cs="Calibri"/>
@@ -315,33 +611,38 @@
       <w:r>
         <w:rPr>
           <w:rFonts w:ascii="Calibri" w:hAnsi="Calibri" w:cs="Calibri"/>
-          <w:b/>
-          <w:bCs/>
-          <w:lang w:val="en-US"/>
-        </w:rPr>
-        <w:t>RQ2</w:t>
-      </w:r>
-      <w:r>
-        <w:rPr>
-          <w:rFonts w:ascii="Calibri" w:hAnsi="Calibri" w:cs="Calibri"/>
-          <w:lang w:val="en-US"/>
-        </w:rPr>
-        <w:t xml:space="preserve">: </w:t>
-      </w:r>
-      <w:r>
-        <w:rPr>
-          <w:rFonts w:ascii="Calibri" w:hAnsi="Calibri" w:cs="Calibri"/>
-          <w:lang w:val="en-US"/>
-        </w:rPr>
-        <w:t>How can the feedback from an MLLM be converted into spatial prompts to refine segmentation results?</w:t>
+          <w:lang w:val="en-US"/>
+        </w:rPr>
+        <w:t xml:space="preserve">RQ2: </w:t>
+      </w:r>
+      <w:r>
+        <w:rPr>
+          <w:rFonts w:ascii="Calibri" w:hAnsi="Calibri" w:cs="Calibri"/>
+          <w:lang w:val="en-US"/>
+        </w:rPr>
+        <w:t>How effective is the conversion of MLLM</w:t>
+      </w:r>
+      <w:r>
+        <w:rPr>
+          <w:rFonts w:ascii="Calibri" w:hAnsi="Calibri" w:cs="Calibri"/>
+          <w:lang w:val="en-US"/>
+        </w:rPr>
+        <w:t xml:space="preserve"> </w:t>
+      </w:r>
+      <w:r>
+        <w:rPr>
+          <w:rFonts w:ascii="Calibri" w:hAnsi="Calibri" w:cs="Calibri"/>
+          <w:lang w:val="en-US"/>
+        </w:rPr>
+        <w:t>generated feedback into spatial refinements for improving the geometric quality of building polygons?</w:t>
       </w:r>
     </w:p>
     <w:p>
       <w:pPr>
-        <w:pStyle w:val="ListParagraph"/>
+        <w:pStyle w:val="Listenabsatz"/>
         <w:numPr>
           <w:ilvl w:val="0"/>
-          <w:numId w:val="10"/>
+          <w:numId w:val="11"/>
         </w:numPr>
         <w:rPr>
           <w:rFonts w:ascii="Calibri" w:hAnsi="Calibri" w:cs="Calibri"/>
@@ -351,82 +652,37 @@
       <w:r>
         <w:rPr>
           <w:rFonts w:ascii="Calibri" w:hAnsi="Calibri" w:cs="Calibri"/>
-          <w:b/>
-          <w:bCs/>
-          <w:lang w:val="en-US"/>
-        </w:rPr>
-        <w:t>RQ3</w:t>
-      </w:r>
-      <w:proofErr w:type="gramStart"/>
-      <w:r>
-        <w:rPr>
-          <w:rFonts w:ascii="Calibri" w:hAnsi="Calibri" w:cs="Calibri"/>
-          <w:lang w:val="en-US"/>
-        </w:rPr>
-        <w:t xml:space="preserve">: </w:t>
-      </w:r>
-      <w:r>
-        <w:rPr>
-          <w:rFonts w:ascii="Calibri" w:hAnsi="Calibri" w:cs="Calibri"/>
-          <w:lang w:val="en-US"/>
-        </w:rPr>
-        <w:t xml:space="preserve"> How</w:t>
-      </w:r>
-      <w:proofErr w:type="gramEnd"/>
-      <w:r>
-        <w:rPr>
-          <w:rFonts w:ascii="Calibri" w:hAnsi="Calibri" w:cs="Calibri"/>
-          <w:lang w:val="en-US"/>
-        </w:rPr>
-        <w:t xml:space="preserve"> does the combined pipeline </w:t>
-      </w:r>
-      <w:r>
-        <w:rPr>
-          <w:rFonts w:ascii="Calibri" w:hAnsi="Calibri" w:cs="Calibri"/>
-          <w:lang w:val="en-US"/>
-        </w:rPr>
-        <w:t>perform compared to conventional CNN-based approaches?</w:t>
-      </w:r>
-      <w:r>
-        <w:rPr>
-          <w:rFonts w:ascii="Calibri" w:hAnsi="Calibri" w:cs="Calibri"/>
-          <w:lang w:val="en-US"/>
-        </w:rPr>
-        <w:t xml:space="preserve"> (In a </w:t>
-      </w:r>
-      <w:proofErr w:type="gramStart"/>
-      <w:r>
-        <w:rPr>
-          <w:rFonts w:ascii="Calibri" w:hAnsi="Calibri" w:cs="Calibri"/>
-          <w:lang w:val="en-US"/>
-        </w:rPr>
-        <w:t>certain use</w:t>
-      </w:r>
-      <w:proofErr w:type="gramEnd"/>
-      <w:r>
-        <w:rPr>
-          <w:rFonts w:ascii="Calibri" w:hAnsi="Calibri" w:cs="Calibri"/>
-          <w:lang w:val="en-US"/>
-        </w:rPr>
-        <w:t xml:space="preserve"> case, see</w:t>
-      </w:r>
-      <w:r>
-        <w:rPr>
-          <w:rFonts w:ascii="Calibri" w:hAnsi="Calibri" w:cs="Calibri"/>
-        </w:rPr>
-        <w:t xml:space="preserve"> f</w:t>
-      </w:r>
-      <w:r>
-        <w:rPr>
-          <w:rFonts w:ascii="Calibri" w:hAnsi="Calibri" w:cs="Calibri"/>
-        </w:rPr>
-        <w:t xml:space="preserve">uture </w:t>
-      </w:r>
-      <w:r>
-        <w:rPr>
-          <w:rFonts w:ascii="Calibri" w:hAnsi="Calibri" w:cs="Calibri"/>
-        </w:rPr>
-        <w:t>applications</w:t>
+          <w:lang w:val="en-US"/>
+        </w:rPr>
+        <w:t>RQ</w:t>
+      </w:r>
+      <w:r>
+        <w:rPr>
+          <w:rFonts w:ascii="Calibri" w:hAnsi="Calibri" w:cs="Calibri"/>
+          <w:lang w:val="en-US"/>
+        </w:rPr>
+        <w:t>3</w:t>
+      </w:r>
+      <w:r>
+        <w:rPr>
+          <w:rFonts w:ascii="Calibri" w:hAnsi="Calibri" w:cs="Calibri"/>
+          <w:lang w:val="en-US"/>
+        </w:rPr>
+        <w:t>: How well does the proposed workflow generalize and perform when applied to a real-world use case</w:t>
+      </w:r>
+      <w:r>
+        <w:rPr>
+          <w:rFonts w:ascii="Calibri" w:hAnsi="Calibri" w:cs="Calibri"/>
+          <w:lang w:val="en-US"/>
+        </w:rPr>
+        <w:t xml:space="preserve"> (</w:t>
+      </w:r>
+      <w:r>
+        <w:rPr>
+          <w:rFonts w:ascii="Calibri" w:hAnsi="Calibri" w:cs="Calibri"/>
+          <w:lang w:val="en-US"/>
+        </w:rPr>
+        <w:t>such as updating building footprints after natural disasters or in conflict-affected areas</w:t>
       </w:r>
       <w:r>
         <w:rPr>
@@ -434,21 +690,44 @@
           <w:lang w:val="en-US"/>
         </w:rPr>
         <w:t>)</w:t>
+      </w:r>
+      <w:r>
+        <w:rPr>
+          <w:rFonts w:ascii="Calibri" w:hAnsi="Calibri" w:cs="Calibri"/>
+          <w:lang w:val="en-US"/>
+        </w:rPr>
+        <w:t>?</w:t>
       </w:r>
     </w:p>
     <w:p>
       <w:pPr>
-        <w:rPr>
-          <w:rFonts w:ascii="Calibri" w:hAnsi="Calibri" w:cs="Calibri"/>
-          <w:lang w:val="en-US"/>
-        </w:rPr>
-      </w:pPr>
-      <w:r>
-        <w:rPr>
-          <w:rFonts w:ascii="Calibri" w:hAnsi="Calibri" w:cs="Calibri"/>
-          <w:lang w:val="en-US"/>
-        </w:rPr>
-        <w:t>I tested this approach using two foundation models. As the multimodal large language model (MLLM), I used the OpenAI API with GPT-5, and as the visual model, I used SAM. Both models are pretrained on a large amount of data (</w:t>
+        <w:keepNext/>
+        <w:rPr>
+          <w:lang w:val="en-US"/>
+        </w:rPr>
+      </w:pPr>
+      <w:r>
+        <w:rPr>
+          <w:rFonts w:ascii="Calibri" w:hAnsi="Calibri" w:cs="Calibri"/>
+          <w:lang w:val="en-US"/>
+        </w:rPr>
+        <w:t xml:space="preserve">I tested this approach using two foundation models. As the multimodal large language model (MLLM), I used the OpenAI API with GPT-5, and as the visual model, I used the </w:t>
+      </w:r>
+      <w:r>
+        <w:rPr>
+          <w:rFonts w:ascii="Calibri" w:hAnsi="Calibri" w:cs="Calibri"/>
+          <w:i/>
+          <w:iCs/>
+          <w:lang w:val="en-US"/>
+        </w:rPr>
+        <w:t>Segment Anything Model</w:t>
+      </w:r>
+      <w:r>
+        <w:rPr>
+          <w:rFonts w:ascii="Calibri" w:hAnsi="Calibri" w:cs="Calibri"/>
+          <w:lang w:val="en-US"/>
+        </w:rPr>
+        <w:t xml:space="preserve"> (SAM) developed by Meta AI (Kirillov et al., 2023). Both models are pretrained on a large amount of data (</w:t>
       </w:r>
       <w:proofErr w:type="spellStart"/>
       <w:r>
@@ -464,23 +743,28 @@
           <w:rFonts w:ascii="Calibri" w:hAnsi="Calibri" w:cs="Calibri"/>
           <w:lang w:val="en-US"/>
         </w:rPr>
-        <w:t xml:space="preserve"> et al., 2021) and therefore do not necessarily require additional fine-tuning.</w:t>
-      </w:r>
-    </w:p>
-    <w:p>
-      <w:pPr>
-        <w:keepNext/>
-        <w:rPr>
-          <w:lang w:val="en-US"/>
-        </w:rPr>
-      </w:pPr>
+        <w:t xml:space="preserve"> et al., 2021) and therefore do not necessarily require additional fine</w:t>
+      </w:r>
+      <w:r>
+        <w:rPr>
+          <w:rFonts w:ascii="Calibri" w:hAnsi="Calibri" w:cs="Calibri"/>
+          <w:lang w:val="en-US"/>
+        </w:rPr>
+        <w:t xml:space="preserve"> </w:t>
+      </w:r>
+      <w:r>
+        <w:rPr>
+          <w:rFonts w:ascii="Calibri" w:hAnsi="Calibri" w:cs="Calibri"/>
+          <w:lang w:val="en-US"/>
+        </w:rPr>
+        <w:t>tuning.</w:t>
+      </w:r>
       <w:r>
         <w:rPr>
           <w:rFonts w:ascii="Calibri" w:hAnsi="Calibri" w:cs="Calibri"/>
           <w:noProof/>
           <w:lang w:val="en-US"/>
         </w:rPr>
-        <w:lastRenderedPageBreak/>
         <w:drawing>
           <wp:inline distT="0" distB="0" distL="0" distR="0" wp14:anchorId="12ECBC34" wp14:editId="4EE68A29">
             <wp:extent cx="5731510" cy="1818640"/>
@@ -520,7 +804,7 @@
     </w:p>
     <w:p>
       <w:pPr>
-        <w:pStyle w:val="Caption"/>
+        <w:pStyle w:val="Beschriftung"/>
         <w:rPr>
           <w:rFonts w:ascii="Calibri" w:hAnsi="Calibri" w:cs="Calibri"/>
           <w:lang w:val="en-US"/>
@@ -588,7 +872,37 @@
           <w:rFonts w:ascii="Calibri" w:hAnsi="Calibri" w:cs="Calibri"/>
           <w:lang w:val="en-US"/>
         </w:rPr>
-        <w:t xml:space="preserve">For the final master’s thesis, it still needs to be decided whether foundation models such as SAM, GPT, </w:t>
+        <w:t xml:space="preserve">For the final master’s thesis, it still needs to be decided </w:t>
+      </w:r>
+      <w:proofErr w:type="gramStart"/>
+      <w:r>
+        <w:rPr>
+          <w:rFonts w:ascii="Calibri" w:hAnsi="Calibri" w:cs="Calibri"/>
+          <w:lang w:val="en-US"/>
+        </w:rPr>
+        <w:t>which</w:t>
+      </w:r>
+      <w:r>
+        <w:rPr>
+          <w:rFonts w:ascii="Calibri" w:hAnsi="Calibri" w:cs="Calibri"/>
+          <w:lang w:val="en-US"/>
+        </w:rPr>
+        <w:t xml:space="preserve"> </w:t>
+      </w:r>
+      <w:r>
+        <w:rPr>
+          <w:rFonts w:ascii="Calibri" w:hAnsi="Calibri" w:cs="Calibri"/>
+          <w:lang w:val="en-US"/>
+        </w:rPr>
+        <w:t xml:space="preserve"> foundation</w:t>
+      </w:r>
+      <w:proofErr w:type="gramEnd"/>
+      <w:r>
+        <w:rPr>
+          <w:rFonts w:ascii="Calibri" w:hAnsi="Calibri" w:cs="Calibri"/>
+          <w:lang w:val="en-US"/>
+        </w:rPr>
+        <w:t xml:space="preserve"> models such as SAM, GPT, </w:t>
       </w:r>
       <w:proofErr w:type="spellStart"/>
       <w:r>
@@ -620,50 +934,41 @@
           <w:rFonts w:ascii="Calibri" w:hAnsi="Calibri" w:cs="Calibri"/>
           <w:lang w:val="en-US"/>
         </w:rPr>
-        <w:t xml:space="preserve"> 2 (20B) will be used, or </w:t>
-      </w:r>
-      <w:proofErr w:type="gramStart"/>
-      <w:r>
-        <w:rPr>
-          <w:rFonts w:ascii="Calibri" w:hAnsi="Calibri" w:cs="Calibri"/>
-          <w:lang w:val="en-US"/>
-        </w:rPr>
-        <w:t>if instead</w:t>
-      </w:r>
-      <w:proofErr w:type="gramEnd"/>
-      <w:r>
-        <w:rPr>
-          <w:rFonts w:ascii="Calibri" w:hAnsi="Calibri" w:cs="Calibri"/>
-          <w:lang w:val="en-US"/>
-        </w:rPr>
-        <w:t xml:space="preserve"> specific models will be trained for this task (e.g., </w:t>
-      </w:r>
-      <w:proofErr w:type="spellStart"/>
-      <w:r>
-        <w:rPr>
-          <w:rFonts w:ascii="Calibri" w:hAnsi="Calibri" w:cs="Calibri"/>
-          <w:lang w:val="en-US"/>
-        </w:rPr>
-        <w:t>LaMa</w:t>
-      </w:r>
-      <w:proofErr w:type="spellEnd"/>
-      <w:r>
-        <w:rPr>
-          <w:rFonts w:ascii="Calibri" w:hAnsi="Calibri" w:cs="Calibri"/>
-          <w:lang w:val="en-US"/>
-        </w:rPr>
-        <w:t xml:space="preserve"> v or similar architectures).</w:t>
+        <w:t xml:space="preserve"> 2 (</w:t>
+      </w:r>
+      <w:r>
+        <w:rPr>
+          <w:rFonts w:ascii="Calibri" w:hAnsi="Calibri" w:cs="Calibri"/>
+          <w:lang w:val="en-US"/>
+        </w:rPr>
+        <w:t>8</w:t>
+      </w:r>
+      <w:r>
+        <w:rPr>
+          <w:rFonts w:ascii="Calibri" w:hAnsi="Calibri" w:cs="Calibri"/>
+          <w:lang w:val="en-US"/>
+        </w:rPr>
+        <w:t>B) will be used</w:t>
+      </w:r>
+      <w:r>
+        <w:rPr>
+          <w:rFonts w:ascii="Calibri" w:hAnsi="Calibri" w:cs="Calibri"/>
+          <w:lang w:val="en-US"/>
+        </w:rPr>
+        <w:t>.</w:t>
       </w:r>
     </w:p>
     <w:p>
       <w:pPr>
         <w:rPr>
           <w:rFonts w:ascii="Calibri" w:hAnsi="Calibri" w:cs="Calibri"/>
-        </w:rPr>
-      </w:pPr>
-      <w:r>
-        <w:rPr>
-          <w:rFonts w:ascii="Calibri" w:hAnsi="Calibri" w:cs="Calibri"/>
+          <w:lang w:val="en-US"/>
+        </w:rPr>
+      </w:pPr>
+      <w:r>
+        <w:rPr>
+          <w:rFonts w:ascii="Calibri" w:hAnsi="Calibri" w:cs="Calibri"/>
+          <w:lang w:val="en-US"/>
         </w:rPr>
         <w:t xml:space="preserve">As a reference and benchmark, either the </w:t>
       </w:r>
@@ -671,6 +976,7 @@
       <w:r>
         <w:rPr>
           <w:rFonts w:ascii="Calibri" w:hAnsi="Calibri" w:cs="Calibri"/>
+          <w:lang w:val="en-US"/>
         </w:rPr>
         <w:t>swisstopo</w:t>
       </w:r>
@@ -678,6 +984,7 @@
       <w:r>
         <w:rPr>
           <w:rFonts w:ascii="Calibri" w:hAnsi="Calibri" w:cs="Calibri"/>
+          <w:lang w:val="en-US"/>
         </w:rPr>
         <w:t xml:space="preserve"> TLM dataset together with </w:t>
       </w:r>
@@ -685,6 +992,7 @@
       <w:r>
         <w:rPr>
           <w:rFonts w:ascii="Calibri" w:hAnsi="Calibri" w:cs="Calibri"/>
+          <w:lang w:val="en-US"/>
         </w:rPr>
         <w:t>SwissImage</w:t>
       </w:r>
@@ -692,6 +1000,7 @@
       <w:r>
         <w:rPr>
           <w:rFonts w:ascii="Calibri" w:hAnsi="Calibri" w:cs="Calibri"/>
+          <w:lang w:val="en-US"/>
         </w:rPr>
         <w:t xml:space="preserve"> aerial imagery (</w:t>
       </w:r>
@@ -699,23 +1008,27 @@
       <w:r>
         <w:rPr>
           <w:rFonts w:ascii="Calibri" w:hAnsi="Calibri" w:cs="Calibri"/>
+          <w:lang w:val="en-US"/>
         </w:rPr>
         <w:fldChar w:fldCharType="begin"/>
       </w:r>
       <w:r>
         <w:rPr>
           <w:rFonts w:ascii="Calibri" w:hAnsi="Calibri" w:cs="Calibri"/>
+          <w:lang w:val="en-US"/>
         </w:rPr>
         <w:instrText>HYPERLINK "https://www.swisstopo.admin.ch/en/orthoimage-swissimage-10" \t "_new"</w:instrText>
       </w:r>
       <w:r>
         <w:rPr>
           <w:rFonts w:ascii="Calibri" w:hAnsi="Calibri" w:cs="Calibri"/>
-        </w:rPr>
-      </w:r>
-      <w:r>
-        <w:rPr>
-          <w:rFonts w:ascii="Calibri" w:hAnsi="Calibri" w:cs="Calibri"/>
+          <w:lang w:val="en-US"/>
+        </w:rPr>
+      </w:r>
+      <w:r>
+        <w:rPr>
+          <w:rFonts w:ascii="Calibri" w:hAnsi="Calibri" w:cs="Calibri"/>
+          <w:lang w:val="en-US"/>
         </w:rPr>
         <w:fldChar w:fldCharType="separate"/>
       </w:r>
@@ -723,6 +1036,7 @@
         <w:rPr>
           <w:rStyle w:val="Hyperlink"/>
           <w:rFonts w:ascii="Calibri" w:hAnsi="Calibri" w:cs="Calibri"/>
+          <w:lang w:val="en-US"/>
         </w:rPr>
         <w:t>swisstopo</w:t>
       </w:r>
@@ -731,6 +1045,7 @@
         <w:rPr>
           <w:rStyle w:val="Hyperlink"/>
           <w:rFonts w:ascii="Calibri" w:hAnsi="Calibri" w:cs="Calibri"/>
+          <w:lang w:val="en-US"/>
         </w:rPr>
         <w:t>, 2025</w:t>
       </w:r>
@@ -744,12 +1059,22 @@
       <w:r>
         <w:rPr>
           <w:rFonts w:ascii="Calibri" w:hAnsi="Calibri" w:cs="Calibri"/>
-        </w:rPr>
-        <w:t>) or publicly available building datasets such as Microsoft Open Buildings and Google Open Buildings will be used.</w:t>
-      </w:r>
-      <w:r>
-        <w:rPr>
-          <w:rFonts w:ascii="Calibri" w:hAnsi="Calibri" w:cs="Calibri"/>
+          <w:lang w:val="en-US"/>
+        </w:rPr>
+        <w:t xml:space="preserve">) or publicly available building datasets such as Microsoft </w:t>
+      </w:r>
+      <w:r>
+        <w:rPr>
+          <w:rFonts w:ascii="Calibri" w:hAnsi="Calibri" w:cs="Calibri"/>
+          <w:lang w:val="en-US"/>
+        </w:rPr>
+        <w:lastRenderedPageBreak/>
+        <w:t>Open Buildings and Google Open Buildings will be used.</w:t>
+      </w:r>
+      <w:r>
+        <w:rPr>
+          <w:rFonts w:ascii="Calibri" w:hAnsi="Calibri" w:cs="Calibri"/>
+          <w:lang w:val="en-US"/>
         </w:rPr>
         <w:br/>
         <w:t xml:space="preserve">The </w:t>
@@ -758,6 +1083,7 @@
       <w:r>
         <w:rPr>
           <w:rFonts w:ascii="Calibri" w:hAnsi="Calibri" w:cs="Calibri"/>
+          <w:lang w:val="en-US"/>
         </w:rPr>
         <w:t>swisstopo</w:t>
       </w:r>
@@ -765,6 +1091,7 @@
       <w:r>
         <w:rPr>
           <w:rFonts w:ascii="Calibri" w:hAnsi="Calibri" w:cs="Calibri"/>
+          <w:lang w:val="en-US"/>
         </w:rPr>
         <w:t xml:space="preserve"> dataset is subject to licensing agreements that restrict its use with commercial services such as the OpenAI API (</w:t>
       </w:r>
@@ -773,6 +1100,7 @@
           <w:rPr>
             <w:rStyle w:val="Hyperlink"/>
             <w:rFonts w:ascii="Calibri" w:hAnsi="Calibri" w:cs="Calibri"/>
+            <w:lang w:val="en-US"/>
           </w:rPr>
           <w:t>Terms of Use</w:t>
         </w:r>
@@ -780,159 +1108,9 @@
       <w:r>
         <w:rPr>
           <w:rFonts w:ascii="Calibri" w:hAnsi="Calibri" w:cs="Calibri"/>
-        </w:rPr>
-        <w:t>). Therefore, the goal is to use an open-source multimodal model that can be run locally in a Docker container or on a Swiss-based server to ensure compliance with data protection and licensing requirements.</w:t>
-      </w:r>
-    </w:p>
-    <w:p>
-      <w:pPr>
-        <w:rPr>
-          <w:rFonts w:ascii="Calibri" w:hAnsi="Calibri" w:cs="Calibri"/>
-          <w:lang w:val="en-US"/>
-        </w:rPr>
-      </w:pPr>
-      <w:r>
-        <w:rPr>
-          <w:rFonts w:ascii="Calibri" w:hAnsi="Calibri" w:cs="Calibri"/>
-          <w:lang w:val="en-US"/>
-        </w:rPr>
-        <w:t>Regarding the motivation and purpose of this work:</w:t>
-      </w:r>
-      <w:r>
-        <w:rPr>
-          <w:rFonts w:ascii="Calibri" w:hAnsi="Calibri" w:cs="Calibri"/>
-          <w:lang w:val="en-US"/>
-        </w:rPr>
-        <w:br/>
-        <w:t xml:space="preserve">The task of building footprint extraction originates from the geospatial industry, for example at </w:t>
-      </w:r>
-      <w:proofErr w:type="spellStart"/>
-      <w:r>
-        <w:rPr>
-          <w:rFonts w:ascii="Calibri" w:hAnsi="Calibri" w:cs="Calibri"/>
-          <w:lang w:val="en-US"/>
-        </w:rPr>
-        <w:t>swisstopo</w:t>
-      </w:r>
-      <w:proofErr w:type="spellEnd"/>
-      <w:r>
-        <w:rPr>
-          <w:rFonts w:ascii="Calibri" w:hAnsi="Calibri" w:cs="Calibri"/>
-          <w:lang w:val="en-US"/>
-        </w:rPr>
-        <w:t>, where</w:t>
-      </w:r>
-      <w:r>
-        <w:rPr>
-          <w:rFonts w:ascii="Calibri" w:hAnsi="Calibri" w:cs="Calibri"/>
-          <w:lang w:val="en-US"/>
-        </w:rPr>
-        <w:t xml:space="preserve"> </w:t>
-      </w:r>
-      <w:r>
-        <w:rPr>
-          <w:rFonts w:ascii="Calibri" w:hAnsi="Calibri" w:cs="Calibri"/>
-          <w:lang w:val="en-US"/>
-        </w:rPr>
-        <w:t xml:space="preserve">according to a short informal interview with </w:t>
-      </w:r>
-      <w:r>
-        <w:rPr>
-          <w:rFonts w:ascii="Calibri" w:hAnsi="Calibri" w:cs="Calibri"/>
-          <w:lang w:val="en-US"/>
-        </w:rPr>
-        <w:t xml:space="preserve">an </w:t>
-      </w:r>
-      <w:r>
-        <w:rPr>
-          <w:rFonts w:ascii="Calibri" w:hAnsi="Calibri" w:cs="Calibri"/>
-          <w:lang w:val="en-US"/>
-        </w:rPr>
-        <w:t>operator</w:t>
-      </w:r>
-      <w:r>
-        <w:rPr>
-          <w:rFonts w:ascii="Calibri" w:hAnsi="Calibri" w:cs="Calibri"/>
-          <w:lang w:val="en-US"/>
-        </w:rPr>
-        <w:t xml:space="preserve"> </w:t>
-      </w:r>
-      <w:r>
-        <w:rPr>
-          <w:rFonts w:ascii="Calibri" w:hAnsi="Calibri" w:cs="Calibri"/>
-          <w:lang w:val="en-US"/>
-        </w:rPr>
-        <w:t>there is still no fully operational automated system capable of reliably generating building footprints for new or changed buildings.</w:t>
-      </w:r>
-    </w:p>
-    <w:p>
-      <w:pPr>
-        <w:rPr>
-          <w:rFonts w:ascii="Calibri" w:hAnsi="Calibri" w:cs="Calibri"/>
-          <w:lang w:val="en-US"/>
-        </w:rPr>
-      </w:pPr>
-      <w:r>
-        <w:rPr>
-          <w:rFonts w:ascii="Calibri" w:hAnsi="Calibri" w:cs="Calibri"/>
-          <w:lang w:val="en-US"/>
-        </w:rPr>
-        <w:t xml:space="preserve">The overall goal of this study is to explore whether combining visual and multimodal foundation models can improve the last missing </w:t>
-      </w:r>
-      <w:r>
-        <w:rPr>
-          <w:rFonts w:ascii="Calibri" w:hAnsi="Calibri" w:cs="Calibri"/>
-          <w:lang w:val="en-US"/>
-        </w:rPr>
-        <w:t>5–10 %</w:t>
-      </w:r>
-      <w:r>
-        <w:rPr>
-          <w:rFonts w:ascii="Calibri" w:hAnsi="Calibri" w:cs="Calibri"/>
-          <w:lang w:val="en-US"/>
-        </w:rPr>
-        <w:t xml:space="preserve"> of correctness that often remains in existing deep-learning-based extraction workflows (</w:t>
-      </w:r>
-      <w:r>
-        <w:rPr>
-          <w:rFonts w:ascii="Calibri" w:hAnsi="Calibri" w:cs="Calibri"/>
-          <w:lang w:val="en-US"/>
-        </w:rPr>
-        <w:t>Adimoolam</w:t>
-      </w:r>
-      <w:r>
-        <w:rPr>
-          <w:rFonts w:ascii="Calibri" w:hAnsi="Calibri" w:cs="Calibri"/>
-          <w:lang w:val="en-US"/>
-        </w:rPr>
-        <w:t xml:space="preserve"> et al.</w:t>
-      </w:r>
-      <w:r>
-        <w:rPr>
-          <w:rFonts w:ascii="Calibri" w:hAnsi="Calibri" w:cs="Calibri"/>
-          <w:lang w:val="en-US"/>
-        </w:rPr>
-        <w:t>, 2024)</w:t>
-      </w:r>
-      <w:r>
-        <w:rPr>
-          <w:rFonts w:ascii="Calibri" w:hAnsi="Calibri" w:cs="Calibri"/>
-          <w:lang w:val="en-US"/>
-        </w:rPr>
-        <w:t xml:space="preserve"> </w:t>
-      </w:r>
-      <w:r>
-        <w:rPr>
-          <w:rFonts w:ascii="Calibri" w:hAnsi="Calibri" w:cs="Calibri"/>
-        </w:rPr>
-        <w:t>and to explore its potential applicability in other remote sensing tasks (see Future Applications and Scope Expansion)</w:t>
-      </w:r>
-      <w:r>
-        <w:rPr>
-          <w:rFonts w:ascii="Calibri" w:hAnsi="Calibri" w:cs="Calibri"/>
-          <w:lang w:val="en-US"/>
-        </w:rPr>
-        <w:t xml:space="preserve">. By adding an additional quality-assurance layer before the final building footprint generation, the system could provide a more accurate and reliable footprint suggestion, </w:t>
+          <w:lang w:val="en-US"/>
+        </w:rPr>
+        <w:t xml:space="preserve">). Therefore, the goal is to use an </w:t>
       </w:r>
       <w:proofErr w:type="gramStart"/>
       <w:r>
@@ -940,7 +1118,21 @@
           <w:rFonts w:ascii="Calibri" w:hAnsi="Calibri" w:cs="Calibri"/>
           <w:lang w:val="en-US"/>
         </w:rPr>
-        <w:t>reducing</w:t>
+        <w:t>ope</w:t>
+      </w:r>
+      <w:r>
+        <w:rPr>
+          <w:rFonts w:ascii="Calibri" w:hAnsi="Calibri" w:cs="Calibri"/>
+          <w:lang w:val="en-US"/>
+        </w:rPr>
+        <w:t xml:space="preserve">n </w:t>
+      </w:r>
+      <w:r>
+        <w:rPr>
+          <w:rFonts w:ascii="Calibri" w:hAnsi="Calibri" w:cs="Calibri"/>
+          <w:lang w:val="en-US"/>
+        </w:rPr>
+        <w:t>source</w:t>
       </w:r>
       <w:proofErr w:type="gramEnd"/>
       <w:r>
@@ -948,64 +1140,7 @@
           <w:rFonts w:ascii="Calibri" w:hAnsi="Calibri" w:cs="Calibri"/>
           <w:lang w:val="en-US"/>
         </w:rPr>
-        <w:t xml:space="preserve"> manual post-editing and improving production efficiency.</w:t>
-      </w:r>
-    </w:p>
-    <w:p>
-      <w:pPr>
-        <w:rPr>
-          <w:rFonts w:ascii="Calibri" w:hAnsi="Calibri" w:cs="Calibri"/>
-          <w:b/>
-          <w:bCs/>
-        </w:rPr>
-      </w:pPr>
-      <w:r>
-        <w:rPr>
-          <w:rFonts w:ascii="Calibri" w:hAnsi="Calibri" w:cs="Calibri"/>
-          <w:b/>
-          <w:bCs/>
-        </w:rPr>
-        <w:t>Future Applications and Scope Expansion</w:t>
-      </w:r>
-    </w:p>
-    <w:p>
-      <w:pPr>
-        <w:rPr>
-          <w:rFonts w:ascii="Calibri" w:hAnsi="Calibri" w:cs="Calibri"/>
-        </w:rPr>
-      </w:pPr>
-      <w:r>
-        <w:rPr>
-          <w:rFonts w:ascii="Calibri" w:hAnsi="Calibri" w:cs="Calibri"/>
-        </w:rPr>
-        <w:t>T</w:t>
-      </w:r>
-      <w:r>
-        <w:rPr>
-          <w:rFonts w:ascii="Calibri" w:hAnsi="Calibri" w:cs="Calibri"/>
-        </w:rPr>
-        <w:t xml:space="preserve">he project will first focus on a clearly defined application in developed regions (e.g., Switzerland), where high-quality datasets and existing benchmarks are available. Once the workflow is successfully established and validated, and </w:t>
-      </w:r>
-      <w:r>
-        <w:rPr>
-          <w:rFonts w:ascii="Calibri" w:hAnsi="Calibri" w:cs="Calibri"/>
-          <w:b/>
-          <w:bCs/>
-        </w:rPr>
-        <w:t>if time and capacity allow</w:t>
-      </w:r>
-      <w:r>
-        <w:rPr>
-          <w:rFonts w:ascii="Calibri" w:hAnsi="Calibri" w:cs="Calibri"/>
-        </w:rPr>
-        <w:t xml:space="preserve">, further </w:t>
-      </w:r>
-      <w:r>
-        <w:rPr>
-          <w:rFonts w:ascii="Calibri" w:hAnsi="Calibri" w:cs="Calibri"/>
-        </w:rPr>
-        <w:lastRenderedPageBreak/>
-        <w:t>applications can be explored — such as transferability testing in underdeveloped regions, detecting building damage from extreme weather or armed conflict, or assessing urban change. This progressive approach ensures a strong methodological foundation before applying the framework to broader humanitarian or global development contexts.</w:t>
+        <w:t xml:space="preserve"> multimodal model that can be run locally in a Docker container or on a Swiss-based server to ensure compliance with data protection and licensing requirements.</w:t>
       </w:r>
     </w:p>
     <w:p>
@@ -1018,7 +1153,7 @@
     </w:p>
     <w:tbl>
       <w:tblPr>
-        <w:tblStyle w:val="PlainTable2"/>
+        <w:tblStyle w:val="EinfacheTabelle2"/>
         <w:tblW w:w="0" w:type="auto"/>
         <w:tblLook w:val="04A0" w:firstRow="1" w:lastRow="0" w:firstColumn="1" w:lastColumn="0" w:noHBand="0" w:noVBand="1"/>
       </w:tblPr>
@@ -1174,7 +1309,7 @@
           </w:tcPr>
           <w:p>
             <w:pPr>
-              <w:pStyle w:val="ListParagraph"/>
+              <w:pStyle w:val="Listenabsatz"/>
               <w:numPr>
                 <w:ilvl w:val="0"/>
                 <w:numId w:val="2"/>
@@ -1195,7 +1330,7 @@
           </w:p>
           <w:p>
             <w:pPr>
-              <w:pStyle w:val="ListParagraph"/>
+              <w:pStyle w:val="Listenabsatz"/>
               <w:numPr>
                 <w:ilvl w:val="0"/>
                 <w:numId w:val="2"/>
@@ -1216,7 +1351,7 @@
           </w:p>
           <w:p>
             <w:pPr>
-              <w:pStyle w:val="ListParagraph"/>
+              <w:pStyle w:val="Listenabsatz"/>
               <w:numPr>
                 <w:ilvl w:val="0"/>
                 <w:numId w:val="2"/>
@@ -1237,7 +1372,7 @@
           </w:p>
           <w:p>
             <w:pPr>
-              <w:pStyle w:val="ListParagraph"/>
+              <w:pStyle w:val="Listenabsatz"/>
               <w:numPr>
                 <w:ilvl w:val="0"/>
                 <w:numId w:val="2"/>
@@ -1373,7 +1508,7 @@
           </w:tcPr>
           <w:p>
             <w:pPr>
-              <w:pStyle w:val="ListParagraph"/>
+              <w:pStyle w:val="Listenabsatz"/>
               <w:numPr>
                 <w:ilvl w:val="0"/>
                 <w:numId w:val="5"/>
@@ -1394,7 +1529,7 @@
           </w:p>
           <w:p>
             <w:pPr>
-              <w:pStyle w:val="ListParagraph"/>
+              <w:pStyle w:val="Listenabsatz"/>
               <w:numPr>
                 <w:ilvl w:val="0"/>
                 <w:numId w:val="5"/>
@@ -1431,7 +1566,7 @@
           </w:p>
           <w:p>
             <w:pPr>
-              <w:pStyle w:val="ListParagraph"/>
+              <w:pStyle w:val="Listenabsatz"/>
               <w:numPr>
                 <w:ilvl w:val="0"/>
                 <w:numId w:val="5"/>
@@ -1531,7 +1666,7 @@
           </w:tcPr>
           <w:p>
             <w:pPr>
-              <w:pStyle w:val="ListParagraph"/>
+              <w:pStyle w:val="Listenabsatz"/>
               <w:numPr>
                 <w:ilvl w:val="0"/>
                 <w:numId w:val="6"/>
@@ -1566,7 +1701,7 @@
           </w:p>
           <w:p>
             <w:pPr>
-              <w:pStyle w:val="ListParagraph"/>
+              <w:pStyle w:val="Listenabsatz"/>
               <w:numPr>
                 <w:ilvl w:val="0"/>
                 <w:numId w:val="6"/>
@@ -1587,7 +1722,7 @@
           </w:p>
           <w:p>
             <w:pPr>
-              <w:pStyle w:val="ListParagraph"/>
+              <w:pStyle w:val="Listenabsatz"/>
               <w:numPr>
                 <w:ilvl w:val="0"/>
                 <w:numId w:val="6"/>
@@ -1685,7 +1820,7 @@
           </w:tcPr>
           <w:p>
             <w:pPr>
-              <w:pStyle w:val="ListParagraph"/>
+              <w:pStyle w:val="Listenabsatz"/>
               <w:numPr>
                 <w:ilvl w:val="0"/>
                 <w:numId w:val="7"/>
@@ -1701,12 +1836,28 @@
                 <w:rFonts w:ascii="Calibri" w:hAnsi="Calibri" w:cs="Calibri"/>
                 <w:lang w:val="en-US"/>
               </w:rPr>
-              <w:t>Integrate MLLM + Visual Model into single pipeline.</w:t>
+              <w:t xml:space="preserve">Integrate MLLM + Visual Model into single </w:t>
+            </w:r>
+            <w:proofErr w:type="gramStart"/>
+            <w:r>
+              <w:rPr>
+                <w:rFonts w:ascii="Calibri" w:hAnsi="Calibri" w:cs="Calibri"/>
+                <w:lang w:val="en-US"/>
+              </w:rPr>
+              <w:t>pipeline</w:t>
+            </w:r>
+            <w:proofErr w:type="gramEnd"/>
+            <w:r>
+              <w:rPr>
+                <w:rFonts w:ascii="Calibri" w:hAnsi="Calibri" w:cs="Calibri"/>
+                <w:lang w:val="en-US"/>
+              </w:rPr>
+              <w:t>.</w:t>
             </w:r>
           </w:p>
           <w:p>
             <w:pPr>
-              <w:pStyle w:val="ListParagraph"/>
+              <w:pStyle w:val="Listenabsatz"/>
               <w:numPr>
                 <w:ilvl w:val="0"/>
                 <w:numId w:val="7"/>
@@ -1727,7 +1878,7 @@
           </w:p>
           <w:p>
             <w:pPr>
-              <w:pStyle w:val="ListParagraph"/>
+              <w:pStyle w:val="Listenabsatz"/>
               <w:numPr>
                 <w:ilvl w:val="0"/>
                 <w:numId w:val="7"/>
@@ -1835,7 +1986,7 @@
           </w:tcPr>
           <w:p>
             <w:pPr>
-              <w:pStyle w:val="ListParagraph"/>
+              <w:pStyle w:val="Listenabsatz"/>
               <w:numPr>
                 <w:ilvl w:val="0"/>
                 <w:numId w:val="8"/>
@@ -1851,28 +2002,35 @@
                 <w:rFonts w:ascii="Calibri" w:hAnsi="Calibri" w:cs="Calibri"/>
                 <w:lang w:val="en-US"/>
               </w:rPr>
-              <w:t xml:space="preserve">Run large-scale experiments on </w:t>
-            </w:r>
-            <w:proofErr w:type="gramStart"/>
-            <w:r>
-              <w:rPr>
-                <w:rFonts w:ascii="Calibri" w:hAnsi="Calibri" w:cs="Calibri"/>
-                <w:lang w:val="en-US"/>
-              </w:rPr>
-              <w:t>dataset</w:t>
-            </w:r>
-            <w:proofErr w:type="gramEnd"/>
-            <w:r>
-              <w:rPr>
-                <w:rFonts w:ascii="Calibri" w:hAnsi="Calibri" w:cs="Calibri"/>
-                <w:lang w:val="en-US"/>
-              </w:rPr>
-              <w:t>.</w:t>
+              <w:t>E</w:t>
+            </w:r>
+            <w:r>
+              <w:rPr>
+                <w:rFonts w:ascii="Calibri" w:hAnsi="Calibri" w:cs="Calibri"/>
+                <w:lang w:val="en-US"/>
+              </w:rPr>
+              <w:t xml:space="preserve">xpand Application case (other countries, change detection </w:t>
+            </w:r>
+            <w:proofErr w:type="spellStart"/>
+            <w:r>
+              <w:rPr>
+                <w:rFonts w:ascii="Calibri" w:hAnsi="Calibri" w:cs="Calibri"/>
+                <w:lang w:val="en-US"/>
+              </w:rPr>
+              <w:t>etc</w:t>
+            </w:r>
+            <w:proofErr w:type="spellEnd"/>
+            <w:r>
+              <w:rPr>
+                <w:rFonts w:ascii="Calibri" w:hAnsi="Calibri" w:cs="Calibri"/>
+                <w:lang w:val="en-US"/>
+              </w:rPr>
+              <w:t>)</w:t>
             </w:r>
           </w:p>
           <w:p>
             <w:pPr>
-              <w:pStyle w:val="ListParagraph"/>
+              <w:pStyle w:val="Listenabsatz"/>
               <w:numPr>
                 <w:ilvl w:val="0"/>
                 <w:numId w:val="8"/>
@@ -1888,49 +2046,12 @@
                 <w:rFonts w:ascii="Calibri" w:hAnsi="Calibri" w:cs="Calibri"/>
                 <w:lang w:val="en-US"/>
               </w:rPr>
-              <w:t xml:space="preserve">Maybe expand Application case (other countries, change detection </w:t>
-            </w:r>
-            <w:proofErr w:type="spellStart"/>
-            <w:r>
-              <w:rPr>
-                <w:rFonts w:ascii="Calibri" w:hAnsi="Calibri" w:cs="Calibri"/>
-                <w:lang w:val="en-US"/>
-              </w:rPr>
-              <w:t>etc</w:t>
-            </w:r>
-            <w:proofErr w:type="spellEnd"/>
-            <w:r>
-              <w:rPr>
-                <w:rFonts w:ascii="Calibri" w:hAnsi="Calibri" w:cs="Calibri"/>
-                <w:lang w:val="en-US"/>
-              </w:rPr>
-              <w:t>)</w:t>
+              <w:t>Compare performance vs. baseline and between models.</w:t>
             </w:r>
           </w:p>
           <w:p>
             <w:pPr>
-              <w:pStyle w:val="ListParagraph"/>
-              <w:numPr>
-                <w:ilvl w:val="0"/>
-                <w:numId w:val="8"/>
-              </w:numPr>
-              <w:cnfStyle w:val="000000100000" w:firstRow="0" w:lastRow="0" w:firstColumn="0" w:lastColumn="0" w:oddVBand="0" w:evenVBand="0" w:oddHBand="1" w:evenHBand="0" w:firstRowFirstColumn="0" w:firstRowLastColumn="0" w:lastRowFirstColumn="0" w:lastRowLastColumn="0"/>
-              <w:rPr>
-                <w:rFonts w:ascii="Calibri" w:hAnsi="Calibri" w:cs="Calibri"/>
-                <w:lang w:val="en-US"/>
-              </w:rPr>
-            </w:pPr>
-            <w:r>
-              <w:rPr>
-                <w:rFonts w:ascii="Calibri" w:hAnsi="Calibri" w:cs="Calibri"/>
-                <w:lang w:val="en-US"/>
-              </w:rPr>
-              <w:t>Compare performance vs. baseline and between models.</w:t>
-            </w:r>
-          </w:p>
-          <w:p>
-            <w:pPr>
-              <w:pStyle w:val="ListParagraph"/>
+              <w:pStyle w:val="Listenabsatz"/>
               <w:numPr>
                 <w:ilvl w:val="0"/>
                 <w:numId w:val="8"/>
@@ -2035,7 +2156,7 @@
           </w:tcPr>
           <w:p>
             <w:pPr>
-              <w:pStyle w:val="ListParagraph"/>
+              <w:pStyle w:val="Listenabsatz"/>
               <w:numPr>
                 <w:ilvl w:val="0"/>
                 <w:numId w:val="9"/>
@@ -2056,7 +2177,7 @@
           </w:p>
           <w:p>
             <w:pPr>
-              <w:pStyle w:val="ListParagraph"/>
+              <w:pStyle w:val="Listenabsatz"/>
               <w:numPr>
                 <w:ilvl w:val="0"/>
                 <w:numId w:val="9"/>
@@ -2077,7 +2198,7 @@
           </w:p>
           <w:p>
             <w:pPr>
-              <w:pStyle w:val="ListParagraph"/>
+              <w:pStyle w:val="Listenabsatz"/>
               <w:numPr>
                 <w:ilvl w:val="0"/>
                 <w:numId w:val="9"/>
@@ -2200,7 +2321,7 @@
           <w:rFonts w:ascii="Calibri" w:hAnsi="Calibri" w:cs="Calibri"/>
           <w:lang w:val="en-US"/>
         </w:rPr>
-        <w:t>Awrangjeb</w:t>
+        <w:t>Aimaiti</w:t>
       </w:r>
       <w:proofErr w:type="spellEnd"/>
       <w:r>
@@ -2208,7 +2329,7 @@
           <w:rFonts w:ascii="Calibri" w:hAnsi="Calibri" w:cs="Calibri"/>
           <w:lang w:val="en-US"/>
         </w:rPr>
-        <w:t xml:space="preserve">, Mohammad &amp; Zhang, </w:t>
+        <w:t xml:space="preserve">, Y., Sanon, C., Koch, M., Baise, L. G., &amp; </w:t>
       </w:r>
       <w:proofErr w:type="spellStart"/>
       <w:r>
@@ -2216,7 +2337,7 @@
           <w:rFonts w:ascii="Calibri" w:hAnsi="Calibri" w:cs="Calibri"/>
           <w:lang w:val="en-US"/>
         </w:rPr>
-        <w:t>Chunsun</w:t>
+        <w:t>Moaveni</w:t>
       </w:r>
       <w:proofErr w:type="spellEnd"/>
       <w:r>
@@ -2224,7 +2345,39 @@
           <w:rFonts w:ascii="Calibri" w:hAnsi="Calibri" w:cs="Calibri"/>
           <w:lang w:val="en-US"/>
         </w:rPr>
-        <w:t xml:space="preserve"> &amp; Fraser, Clive. (2013). Automatic Extraction of Building Roofs Using LIDAR Data and Multispectral Imagery. International Journal of Photogrammetry and Remote Sensing. 83. 1-18. 10.1016/j.isprsjprs.2013.05.006. </w:t>
+        <w:t>, B. (2022). War related building damage assessment in Kyiv, Ukraine, using Sentinel-1 radar and Sentinel-2 optical images. </w:t>
+      </w:r>
+      <w:r>
+        <w:rPr>
+          <w:rFonts w:ascii="Calibri" w:hAnsi="Calibri" w:cs="Calibri"/>
+          <w:i/>
+          <w:iCs/>
+          <w:lang w:val="en-US"/>
+        </w:rPr>
+        <w:t>Remote Sensing</w:t>
+      </w:r>
+      <w:r>
+        <w:rPr>
+          <w:rFonts w:ascii="Calibri" w:hAnsi="Calibri" w:cs="Calibri"/>
+          <w:lang w:val="en-US"/>
+        </w:rPr>
+        <w:t>, </w:t>
+      </w:r>
+      <w:r>
+        <w:rPr>
+          <w:rFonts w:ascii="Calibri" w:hAnsi="Calibri" w:cs="Calibri"/>
+          <w:i/>
+          <w:iCs/>
+          <w:lang w:val="en-US"/>
+        </w:rPr>
+        <w:t>14</w:t>
+      </w:r>
+      <w:r>
+        <w:rPr>
+          <w:rFonts w:ascii="Calibri" w:hAnsi="Calibri" w:cs="Calibri"/>
+          <w:lang w:val="en-US"/>
+        </w:rPr>
+        <w:t>(24), 6239.</w:t>
       </w:r>
     </w:p>
     <w:p>
@@ -2234,20 +2387,13 @@
           <w:lang w:val="en-US"/>
         </w:rPr>
       </w:pPr>
-      <w:r>
-        <w:rPr>
-          <w:rFonts w:ascii="Calibri" w:hAnsi="Calibri" w:cs="Calibri"/>
-          <w:lang w:val="en-US"/>
-        </w:rPr>
-        <w:t xml:space="preserve">Adimoolam, Y. K., </w:t>
-      </w:r>
       <w:proofErr w:type="spellStart"/>
       <w:r>
         <w:rPr>
           <w:rFonts w:ascii="Calibri" w:hAnsi="Calibri" w:cs="Calibri"/>
           <w:lang w:val="en-US"/>
         </w:rPr>
-        <w:t>Poullis</w:t>
+        <w:t>Awrangjeb</w:t>
       </w:r>
       <w:proofErr w:type="spellEnd"/>
       <w:r>
@@ -2255,7 +2401,7 @@
           <w:rFonts w:ascii="Calibri" w:hAnsi="Calibri" w:cs="Calibri"/>
           <w:lang w:val="en-US"/>
         </w:rPr>
-        <w:t xml:space="preserve">, C., &amp; </w:t>
+        <w:t xml:space="preserve">, Mohammad &amp; Zhang, </w:t>
       </w:r>
       <w:proofErr w:type="spellStart"/>
       <w:r>
@@ -2263,7 +2409,7 @@
           <w:rFonts w:ascii="Calibri" w:hAnsi="Calibri" w:cs="Calibri"/>
           <w:lang w:val="en-US"/>
         </w:rPr>
-        <w:t>Averkiou</w:t>
+        <w:t>Chunsun</w:t>
       </w:r>
       <w:proofErr w:type="spellEnd"/>
       <w:r>
@@ -2271,23 +2417,7 @@
           <w:rFonts w:ascii="Calibri" w:hAnsi="Calibri" w:cs="Calibri"/>
           <w:lang w:val="en-US"/>
         </w:rPr>
-        <w:t xml:space="preserve">, M. (2024). Pix2Poly: A sequence prediction method for end-to-end polygonal building footprint extraction from remote sensing imagery. Proceedings of the IEEE/CVF Winter Conference on Applications </w:t>
-      </w:r>
-      <w:proofErr w:type="gramStart"/>
-      <w:r>
-        <w:rPr>
-          <w:rFonts w:ascii="Calibri" w:hAnsi="Calibri" w:cs="Calibri"/>
-          <w:lang w:val="en-US"/>
-        </w:rPr>
-        <w:t>of</w:t>
-      </w:r>
-      <w:proofErr w:type="gramEnd"/>
-      <w:r>
-        <w:rPr>
-          <w:rFonts w:ascii="Calibri" w:hAnsi="Calibri" w:cs="Calibri"/>
-          <w:lang w:val="en-US"/>
-        </w:rPr>
-        <w:t xml:space="preserve"> Computer Vision (WACV 2025). IEEE. https://arxiv.org/abs/2412.07899 </w:t>
+        <w:t xml:space="preserve"> &amp; Fraser, Clive. (2013). Automatic Extraction of Building Roofs Using LIDAR Data and Multispectral Imagery. International Journal of Photogrammetry and Remote Sensing. 83. 1-18. 10.1016/j.isprsjprs.2013.05.006. </w:t>
       </w:r>
     </w:p>
     <w:p>
@@ -2297,6 +2427,53 @@
           <w:lang w:val="en-US"/>
         </w:rPr>
       </w:pPr>
+      <w:r>
+        <w:rPr>
+          <w:rFonts w:ascii="Calibri" w:hAnsi="Calibri" w:cs="Calibri"/>
+          <w:lang w:val="en-US"/>
+        </w:rPr>
+        <w:t xml:space="preserve">Adimoolam, Y. K., </w:t>
+      </w:r>
+      <w:proofErr w:type="spellStart"/>
+      <w:r>
+        <w:rPr>
+          <w:rFonts w:ascii="Calibri" w:hAnsi="Calibri" w:cs="Calibri"/>
+          <w:lang w:val="en-US"/>
+        </w:rPr>
+        <w:t>Poullis</w:t>
+      </w:r>
+      <w:proofErr w:type="spellEnd"/>
+      <w:r>
+        <w:rPr>
+          <w:rFonts w:ascii="Calibri" w:hAnsi="Calibri" w:cs="Calibri"/>
+          <w:lang w:val="en-US"/>
+        </w:rPr>
+        <w:t xml:space="preserve">, C., &amp; </w:t>
+      </w:r>
+      <w:proofErr w:type="spellStart"/>
+      <w:r>
+        <w:rPr>
+          <w:rFonts w:ascii="Calibri" w:hAnsi="Calibri" w:cs="Calibri"/>
+          <w:lang w:val="en-US"/>
+        </w:rPr>
+        <w:t>Averkiou</w:t>
+      </w:r>
+      <w:proofErr w:type="spellEnd"/>
+      <w:r>
+        <w:rPr>
+          <w:rFonts w:ascii="Calibri" w:hAnsi="Calibri" w:cs="Calibri"/>
+          <w:lang w:val="en-US"/>
+        </w:rPr>
+        <w:t xml:space="preserve">, M. (2024). Pix2Poly: A sequence prediction method for end-to-end polygonal building footprint extraction from remote sensing imagery. Proceedings of the IEEE/CVF Winter Conference on Applications of Computer Vision (WACV 2025). IEEE. https://arxiv.org/abs/2412.07899 </w:t>
+      </w:r>
+    </w:p>
+    <w:p>
+      <w:pPr>
+        <w:rPr>
+          <w:rFonts w:ascii="Calibri" w:hAnsi="Calibri" w:cs="Calibri"/>
+          <w:lang w:val="en-US"/>
+        </w:rPr>
+      </w:pPr>
       <w:proofErr w:type="spellStart"/>
       <w:r>
         <w:rPr>
@@ -2334,7 +2511,7 @@
           <w:rFonts w:ascii="Calibri" w:hAnsi="Calibri" w:cs="Calibri"/>
           <w:lang w:val="en-US"/>
         </w:rPr>
-        <w:t>Zhou, Y., Feng, L., Ke, Y., Jiang, X., Yan, J., Yang, X., &amp; Zhang, W. (2024). Towards Vision-Language Geo-Foundation Model: A Survey (arXiv:2406.09385).</w:t>
+        <w:t>Ji, Y., Gao, S., Nie, Y., Majić, I., &amp; Janowicz, K. (2025). Foundation models for geospatial reasoning: Assessing the capabilities of large language models in understanding geometries and topological spatial relations. International Journal of Geographical Information Science. (Preprint version compiled June 12, 2025).</w:t>
       </w:r>
     </w:p>
     <w:p>
@@ -2349,7 +2526,39 @@
           <w:rFonts w:ascii="Calibri" w:hAnsi="Calibri" w:cs="Calibri"/>
           <w:lang w:val="en-US"/>
         </w:rPr>
-        <w:t>Ji, Y., Gao, S., Nie, Y., Majić, I., &amp; Janowicz, K. (2025). Foundation models for geospatial reasoning: Assessing the capabilities of large language models in understanding geometries and topological spatial relations. International Journal of Geographical Information Science. (Preprint version compiled June 12, 2025).</w:t>
+        <w:t xml:space="preserve">Kirillov, A., Mintun, E., Ravi, N., Mao, H., Rolland, C., Gustafson, L., ... &amp; </w:t>
+      </w:r>
+      <w:proofErr w:type="spellStart"/>
+      <w:r>
+        <w:rPr>
+          <w:rFonts w:ascii="Calibri" w:hAnsi="Calibri" w:cs="Calibri"/>
+          <w:lang w:val="en-US"/>
+        </w:rPr>
+        <w:t>Girshick</w:t>
+      </w:r>
+      <w:proofErr w:type="spellEnd"/>
+      <w:r>
+        <w:rPr>
+          <w:rFonts w:ascii="Calibri" w:hAnsi="Calibri" w:cs="Calibri"/>
+          <w:lang w:val="en-US"/>
+        </w:rPr>
+        <w:t>, R. (2023). Segment anything. In </w:t>
+      </w:r>
+      <w:r>
+        <w:rPr>
+          <w:rFonts w:ascii="Calibri" w:hAnsi="Calibri" w:cs="Calibri"/>
+          <w:i/>
+          <w:iCs/>
+          <w:lang w:val="en-US"/>
+        </w:rPr>
+        <w:t>Proceedings of the IEEE/CVF international conference on computer vision</w:t>
+      </w:r>
+      <w:r>
+        <w:rPr>
+          <w:rFonts w:ascii="Calibri" w:hAnsi="Calibri" w:cs="Calibri"/>
+          <w:lang w:val="en-US"/>
+        </w:rPr>
+        <w:t> (pp. 4015-4026).</w:t>
       </w:r>
     </w:p>
     <w:p>
@@ -2390,19 +2599,21 @@
           <w:lang w:val="en-US"/>
         </w:rPr>
       </w:pPr>
-      <w:r>
-        <w:rPr>
-          <w:rFonts w:ascii="Calibri" w:hAnsi="Calibri" w:cs="Calibri"/>
-          <w:lang w:val="de-DE"/>
-        </w:rPr>
-        <w:t xml:space="preserve">Ranftl, R., Bochkovskiy, A., &amp; Koltun, V. (2021). </w:t>
-      </w:r>
-      <w:r>
-        <w:rPr>
-          <w:rFonts w:ascii="Calibri" w:hAnsi="Calibri" w:cs="Calibri"/>
-          <w:lang w:val="en-US"/>
-        </w:rPr>
-        <w:t>Vision transformers for dense prediction. Proceedings of the IEEE/CVF International Conference on Computer Vision (ICCV), 12179–12188.</w:t>
+      <w:proofErr w:type="spellStart"/>
+      <w:r>
+        <w:rPr>
+          <w:rFonts w:ascii="Calibri" w:hAnsi="Calibri" w:cs="Calibri"/>
+          <w:lang w:val="en-US"/>
+        </w:rPr>
+        <w:t>Ranftl</w:t>
+      </w:r>
+      <w:proofErr w:type="spellEnd"/>
+      <w:r>
+        <w:rPr>
+          <w:rFonts w:ascii="Calibri" w:hAnsi="Calibri" w:cs="Calibri"/>
+          <w:lang w:val="en-US"/>
+        </w:rPr>
+        <w:t>, R., Bochkovskiy, A., &amp; Koltun, V. (2021). Vision transformers for dense prediction. Proceedings of the IEEE/CVF International Conference on Computer Vision (ICCV), 12179–12188.</w:t>
       </w:r>
       <w:r>
         <w:rPr>
@@ -2455,10 +2666,73 @@
           <w:rFonts w:ascii="Calibri" w:hAnsi="Calibri" w:cs="Calibri"/>
           <w:lang w:val="en-US"/>
         </w:rPr>
+        <w:lastRenderedPageBreak/>
         <w:t>Wu, J., &amp; Gan, W. (2023). Multimodal Large Language Models: A Survey (arXiv:2311.13165).</w:t>
       </w:r>
     </w:p>
     <w:p>
+      <w:pPr>
+        <w:rPr>
+          <w:rFonts w:ascii="Calibri" w:hAnsi="Calibri" w:cs="Calibri"/>
+          <w:lang w:val="en-US"/>
+        </w:rPr>
+      </w:pPr>
+      <w:r>
+        <w:rPr>
+          <w:rFonts w:ascii="Calibri" w:hAnsi="Calibri" w:cs="Calibri"/>
+        </w:rPr>
+        <w:t>Zheng, Z., Zhong, Y., Wang, J., Ma, A., &amp; Zhang, L. (2021). Building damage assessment for rapid disaster response with a deep object-based semantic change detection framework: From natural disasters to man-made disasters. </w:t>
+      </w:r>
+      <w:r>
+        <w:rPr>
+          <w:rFonts w:ascii="Calibri" w:hAnsi="Calibri" w:cs="Calibri"/>
+          <w:i/>
+          <w:iCs/>
+        </w:rPr>
+        <w:t>Remote Sensing of Environment</w:t>
+      </w:r>
+      <w:r>
+        <w:rPr>
+          <w:rFonts w:ascii="Calibri" w:hAnsi="Calibri" w:cs="Calibri"/>
+        </w:rPr>
+        <w:t>, </w:t>
+      </w:r>
+      <w:r>
+        <w:rPr>
+          <w:rFonts w:ascii="Calibri" w:hAnsi="Calibri" w:cs="Calibri"/>
+          <w:i/>
+          <w:iCs/>
+        </w:rPr>
+        <w:t>265</w:t>
+      </w:r>
+      <w:r>
+        <w:rPr>
+          <w:rFonts w:ascii="Calibri" w:hAnsi="Calibri" w:cs="Calibri"/>
+        </w:rPr>
+        <w:t>, 112636.</w:t>
+      </w:r>
+    </w:p>
+    <w:p>
+      <w:pPr>
+        <w:rPr>
+          <w:rFonts w:ascii="Calibri" w:hAnsi="Calibri" w:cs="Calibri"/>
+          <w:lang w:val="en-US"/>
+        </w:rPr>
+      </w:pPr>
+      <w:r>
+        <w:rPr>
+          <w:rFonts w:ascii="Calibri" w:hAnsi="Calibri" w:cs="Calibri"/>
+          <w:lang w:val="en-US"/>
+        </w:rPr>
+        <w:t>Zhou, Y., Feng, L., Ke, Y., Jiang, X., Yan, J., Yang, X., &amp; Zhang, W. (2024). Towards Vision-Language Geo-Foundation Model: A Survey (arXiv:2406.09385).</w:t>
+      </w:r>
+    </w:p>
+    <w:p>
+      <w:pPr>
+        <w:rPr>
+          <w:lang w:val="en-US"/>
+        </w:rPr>
+      </w:pPr>
       <w:proofErr w:type="spellStart"/>
       <w:r>
         <w:rPr>
@@ -2583,7 +2857,7 @@
 <w:hdr xmlns:wpc="http://schemas.microsoft.com/office/word/2010/wordprocessingCanvas" xmlns:cx="http://schemas.microsoft.com/office/drawing/2014/chartex" xmlns:cx1="http://schemas.microsoft.com/office/drawing/2015/9/8/chartex" xmlns:cx2="http://schemas.microsoft.com/office/drawing/2015/10/21/chartex" xmlns:cx3="http://schemas.microsoft.com/office/drawing/2016/5/9/chartex" xmlns:cx4="http://schemas.microsoft.com/office/drawing/2016/5/10/chartex" xmlns:cx5="http://schemas.microsoft.com/office/drawing/2016/5/11/chartex" xmlns:cx6="http://schemas.microsoft.com/office/drawing/2016/5/12/chartex" xmlns:cx7="http://schemas.microsoft.com/office/drawing/2016/5/13/chartex" xmlns:cx8="http://schemas.microsoft.com/office/drawing/2016/5/14/chartex" xmlns:mc="http://schemas.openxmlformats.org/markup-compatibility/2006" xmlns:aink="http://schemas.microsoft.com/office/drawing/2016/ink" xmlns:am3d="http://schemas.microsoft.com/office/drawing/2017/model3d" xmlns:o="urn:schemas-microsoft-com:office:office" xmlns:oel="http://schemas.microsoft.com/office/2019/extlst" xmlns:r="http://schemas.openxmlformats.org/officeDocument/2006/relationships" xmlns:m="http://schemas.openxmlformats.org/officeDocument/2006/math" xmlns:v="urn:schemas-microsoft-com:vml" xmlns:wp14="http://schemas.microsoft.com/office/word/2010/wordprocessingDrawing" xmlns:wp="http://schemas.openxmlformats.org/drawingml/2006/wordprocessingDrawing" xmlns:w10="urn:schemas-microsoft-com:office:word" xmlns:w="http://schemas.openxmlformats.org/wordprocessingml/2006/main" xmlns:w14="http://schemas.microsoft.com/office/word/2010/wordml" xmlns:w15="http://schemas.microsoft.com/office/word/2012/wordml" xmlns:w16cex="http://schemas.microsoft.com/office/word/2018/wordml/cex" xmlns:w16cid="http://schemas.microsoft.com/office/word/2016/wordml/cid" xmlns:w16="http://schemas.microsoft.com/office/word/2018/wordml" xmlns:w16du="http://schemas.microsoft.com/office/word/2023/wordml/word16du" xmlns:w16sdtdh="http://schemas.microsoft.com/office/word/2020/wordml/sdtdatahash" xmlns:w16sdtfl="http://schemas.microsoft.com/office/word/2024/wordml/sdtformatlock" xmlns:w16se="http://schemas.microsoft.com/office/word/2015/wordml/symex" xmlns:wpg="http://schemas.microsoft.com/office/word/2010/wordprocessingGroup" xmlns:wpi="http://schemas.microsoft.com/office/word/2010/wordprocessingInk" xmlns:wne="http://schemas.microsoft.com/office/word/2006/wordml" xmlns:wps="http://schemas.microsoft.com/office/word/2010/wordprocessingShape" mc:Ignorable="w14 w15 w16se w16cid w16 w16cex w16sdtdh w16sdtfl w16du wp14">
   <w:p>
     <w:pPr>
-      <w:pStyle w:val="Header"/>
+      <w:pStyle w:val="Kopfzeile"/>
       <w:rPr>
         <w:lang w:val="en-GB"/>
       </w:rPr>
@@ -2638,7 +2912,30 @@
         <w:lang w:val="en-GB"/>
       </w:rPr>
       <w:tab/>
-      <w:t>29.10.2025</w:t>
+    </w:r>
+    <w:r>
+      <w:rPr>
+        <w:lang w:val="en-GB"/>
+      </w:rPr>
+      <w:t>09</w:t>
+    </w:r>
+    <w:r>
+      <w:rPr>
+        <w:lang w:val="en-GB"/>
+      </w:rPr>
+      <w:t>.1</w:t>
+    </w:r>
+    <w:r>
+      <w:rPr>
+        <w:lang w:val="en-GB"/>
+      </w:rPr>
+      <w:t>1</w:t>
+    </w:r>
+    <w:r>
+      <w:rPr>
+        <w:lang w:val="en-GB"/>
+      </w:rPr>
+      <w:t>.2025</w:t>
     </w:r>
   </w:p>
 </w:hdr>
@@ -3431,6 +3728,119 @@
     </w:lvl>
   </w:abstractNum>
   <w:abstractNum w:abstractNumId="7" w15:restartNumberingAfterBreak="0">
+    <w:nsid w:val="61DB5B93"/>
+    <w:multiLevelType w:val="hybridMultilevel"/>
+    <w:tmpl w:val="D8188B84"/>
+    <w:lvl w:ilvl="0" w:tplc="0C070001">
+      <w:start w:val="1"/>
+      <w:numFmt w:val="bullet"/>
+      <w:lvlText w:val=""/>
+      <w:lvlJc w:val="left"/>
+      <w:pPr>
+        <w:ind w:left="720" w:hanging="360"/>
+      </w:pPr>
+      <w:rPr>
+        <w:rFonts w:ascii="Symbol" w:hAnsi="Symbol" w:hint="default"/>
+      </w:rPr>
+    </w:lvl>
+    <w:lvl w:ilvl="1" w:tplc="0C070003" w:tentative="1">
+      <w:start w:val="1"/>
+      <w:numFmt w:val="bullet"/>
+      <w:lvlText w:val="o"/>
+      <w:lvlJc w:val="left"/>
+      <w:pPr>
+        <w:ind w:left="1440" w:hanging="360"/>
+      </w:pPr>
+      <w:rPr>
+        <w:rFonts w:ascii="Courier New" w:hAnsi="Courier New" w:cs="Courier New" w:hint="default"/>
+      </w:rPr>
+    </w:lvl>
+    <w:lvl w:ilvl="2" w:tplc="0C070005" w:tentative="1">
+      <w:start w:val="1"/>
+      <w:numFmt w:val="bullet"/>
+      <w:lvlText w:val=""/>
+      <w:lvlJc w:val="left"/>
+      <w:pPr>
+        <w:ind w:left="2160" w:hanging="360"/>
+      </w:pPr>
+      <w:rPr>
+        <w:rFonts w:ascii="Wingdings" w:hAnsi="Wingdings" w:hint="default"/>
+      </w:rPr>
+    </w:lvl>
+    <w:lvl w:ilvl="3" w:tplc="0C070001" w:tentative="1">
+      <w:start w:val="1"/>
+      <w:numFmt w:val="bullet"/>
+      <w:lvlText w:val=""/>
+      <w:lvlJc w:val="left"/>
+      <w:pPr>
+        <w:ind w:left="2880" w:hanging="360"/>
+      </w:pPr>
+      <w:rPr>
+        <w:rFonts w:ascii="Symbol" w:hAnsi="Symbol" w:hint="default"/>
+      </w:rPr>
+    </w:lvl>
+    <w:lvl w:ilvl="4" w:tplc="0C070003" w:tentative="1">
+      <w:start w:val="1"/>
+      <w:numFmt w:val="bullet"/>
+      <w:lvlText w:val="o"/>
+      <w:lvlJc w:val="left"/>
+      <w:pPr>
+        <w:ind w:left="3600" w:hanging="360"/>
+      </w:pPr>
+      <w:rPr>
+        <w:rFonts w:ascii="Courier New" w:hAnsi="Courier New" w:cs="Courier New" w:hint="default"/>
+      </w:rPr>
+    </w:lvl>
+    <w:lvl w:ilvl="5" w:tplc="0C070005" w:tentative="1">
+      <w:start w:val="1"/>
+      <w:numFmt w:val="bullet"/>
+      <w:lvlText w:val=""/>
+      <w:lvlJc w:val="left"/>
+      <w:pPr>
+        <w:ind w:left="4320" w:hanging="360"/>
+      </w:pPr>
+      <w:rPr>
+        <w:rFonts w:ascii="Wingdings" w:hAnsi="Wingdings" w:hint="default"/>
+      </w:rPr>
+    </w:lvl>
+    <w:lvl w:ilvl="6" w:tplc="0C070001" w:tentative="1">
+      <w:start w:val="1"/>
+      <w:numFmt w:val="bullet"/>
+      <w:lvlText w:val=""/>
+      <w:lvlJc w:val="left"/>
+      <w:pPr>
+        <w:ind w:left="5040" w:hanging="360"/>
+      </w:pPr>
+      <w:rPr>
+        <w:rFonts w:ascii="Symbol" w:hAnsi="Symbol" w:hint="default"/>
+      </w:rPr>
+    </w:lvl>
+    <w:lvl w:ilvl="7" w:tplc="0C070003" w:tentative="1">
+      <w:start w:val="1"/>
+      <w:numFmt w:val="bullet"/>
+      <w:lvlText w:val="o"/>
+      <w:lvlJc w:val="left"/>
+      <w:pPr>
+        <w:ind w:left="5760" w:hanging="360"/>
+      </w:pPr>
+      <w:rPr>
+        <w:rFonts w:ascii="Courier New" w:hAnsi="Courier New" w:cs="Courier New" w:hint="default"/>
+      </w:rPr>
+    </w:lvl>
+    <w:lvl w:ilvl="8" w:tplc="0C070005" w:tentative="1">
+      <w:start w:val="1"/>
+      <w:numFmt w:val="bullet"/>
+      <w:lvlText w:val=""/>
+      <w:lvlJc w:val="left"/>
+      <w:pPr>
+        <w:ind w:left="6480" w:hanging="360"/>
+      </w:pPr>
+      <w:rPr>
+        <w:rFonts w:ascii="Wingdings" w:hAnsi="Wingdings" w:hint="default"/>
+      </w:rPr>
+    </w:lvl>
+  </w:abstractNum>
+  <w:abstractNum w:abstractNumId="8" w15:restartNumberingAfterBreak="0">
     <w:nsid w:val="6683061C"/>
     <w:multiLevelType w:val="hybridMultilevel"/>
     <w:tmpl w:val="4D9A6D3E"/>
@@ -3542,7 +3952,7 @@
       </w:rPr>
     </w:lvl>
   </w:abstractNum>
-  <w:abstractNum w:abstractNumId="8" w15:restartNumberingAfterBreak="0">
+  <w:abstractNum w:abstractNumId="9" w15:restartNumberingAfterBreak="0">
     <w:nsid w:val="6AFD3CC0"/>
     <w:multiLevelType w:val="hybridMultilevel"/>
     <w:tmpl w:val="897E2622"/>
@@ -3654,7 +4064,7 @@
       </w:rPr>
     </w:lvl>
   </w:abstractNum>
-  <w:abstractNum w:abstractNumId="9" w15:restartNumberingAfterBreak="0">
+  <w:abstractNum w:abstractNumId="10" w15:restartNumberingAfterBreak="0">
     <w:nsid w:val="7B9A2601"/>
     <w:multiLevelType w:val="hybridMultilevel"/>
     <w:tmpl w:val="613E26D6"/>
@@ -3768,10 +4178,10 @@
     </w:lvl>
   </w:abstractNum>
   <w:num w:numId="1" w16cid:durableId="1614172732">
-    <w:abstractNumId w:val="9"/>
+    <w:abstractNumId w:val="10"/>
   </w:num>
   <w:num w:numId="2" w16cid:durableId="1856649399">
-    <w:abstractNumId w:val="7"/>
+    <w:abstractNumId w:val="8"/>
   </w:num>
   <w:num w:numId="3" w16cid:durableId="1099370654">
     <w:abstractNumId w:val="0"/>
@@ -3783,7 +4193,7 @@
     <w:abstractNumId w:val="1"/>
   </w:num>
   <w:num w:numId="6" w16cid:durableId="1830751321">
-    <w:abstractNumId w:val="8"/>
+    <w:abstractNumId w:val="9"/>
   </w:num>
   <w:num w:numId="7" w16cid:durableId="1640113199">
     <w:abstractNumId w:val="6"/>
@@ -3797,6 +4207,9 @@
   <w:num w:numId="10" w16cid:durableId="787964746">
     <w:abstractNumId w:val="3"/>
   </w:num>
+  <w:num w:numId="11" w16cid:durableId="106119317">
+    <w:abstractNumId w:val="7"/>
+  </w:num>
 </w:numbering>
 </file>
 
@@ -3809,7 +4222,7 @@
         <w:kern w:val="2"/>
         <w:sz w:val="24"/>
         <w:szCs w:val="24"/>
-        <w:lang w:val="en-CH" w:eastAsia="en-US" w:bidi="ar-SA"/>
+        <w:lang w:eastAsia="en-US" w:bidi="ar-SA"/>
         <w14:ligatures w14:val="standardContextual"/>
       </w:rPr>
     </w:rPrDefault>
@@ -4197,15 +4610,15 @@
     <w:lsdException w:name="Unresolved Mention" w:semiHidden="1" w:unhideWhenUsed="1"/>
     <w:lsdException w:name="Smart Link" w:semiHidden="1" w:unhideWhenUsed="1"/>
   </w:latentStyles>
-  <w:style w:type="paragraph" w:default="1" w:styleId="Normal">
+  <w:style w:type="paragraph" w:default="1" w:styleId="Standard">
     <w:name w:val="Normal"/>
     <w:qFormat/>
   </w:style>
-  <w:style w:type="paragraph" w:styleId="Heading1">
+  <w:style w:type="paragraph" w:styleId="berschrift1">
     <w:name w:val="heading 1"/>
-    <w:basedOn w:val="Normal"/>
-    <w:next w:val="Normal"/>
-    <w:link w:val="Heading1Char"/>
+    <w:basedOn w:val="Standard"/>
+    <w:next w:val="Standard"/>
+    <w:link w:val="berschrift1Zchn"/>
     <w:uiPriority w:val="9"/>
     <w:qFormat/>
     <w:rsid w:val="00E56932"/>
@@ -4222,11 +4635,11 @@
       <w:szCs w:val="40"/>
     </w:rPr>
   </w:style>
-  <w:style w:type="paragraph" w:styleId="Heading2">
+  <w:style w:type="paragraph" w:styleId="berschrift2">
     <w:name w:val="heading 2"/>
-    <w:basedOn w:val="Normal"/>
-    <w:next w:val="Normal"/>
-    <w:link w:val="Heading2Char"/>
+    <w:basedOn w:val="Standard"/>
+    <w:next w:val="Standard"/>
+    <w:link w:val="berschrift2Zchn"/>
     <w:uiPriority w:val="9"/>
     <w:semiHidden/>
     <w:unhideWhenUsed/>
@@ -4245,11 +4658,11 @@
       <w:szCs w:val="32"/>
     </w:rPr>
   </w:style>
-  <w:style w:type="paragraph" w:styleId="Heading3">
+  <w:style w:type="paragraph" w:styleId="berschrift3">
     <w:name w:val="heading 3"/>
-    <w:basedOn w:val="Normal"/>
-    <w:next w:val="Normal"/>
-    <w:link w:val="Heading3Char"/>
+    <w:basedOn w:val="Standard"/>
+    <w:next w:val="Standard"/>
+    <w:link w:val="berschrift3Zchn"/>
     <w:uiPriority w:val="9"/>
     <w:semiHidden/>
     <w:unhideWhenUsed/>
@@ -4268,11 +4681,11 @@
       <w:szCs w:val="28"/>
     </w:rPr>
   </w:style>
-  <w:style w:type="paragraph" w:styleId="Heading4">
+  <w:style w:type="paragraph" w:styleId="berschrift4">
     <w:name w:val="heading 4"/>
-    <w:basedOn w:val="Normal"/>
-    <w:next w:val="Normal"/>
-    <w:link w:val="Heading4Char"/>
+    <w:basedOn w:val="Standard"/>
+    <w:next w:val="Standard"/>
+    <w:link w:val="berschrift4Zchn"/>
     <w:uiPriority w:val="9"/>
     <w:semiHidden/>
     <w:unhideWhenUsed/>
@@ -4291,11 +4704,11 @@
       <w:color w:val="0F4761" w:themeColor="accent1" w:themeShade="BF"/>
     </w:rPr>
   </w:style>
-  <w:style w:type="paragraph" w:styleId="Heading5">
+  <w:style w:type="paragraph" w:styleId="berschrift5">
     <w:name w:val="heading 5"/>
-    <w:basedOn w:val="Normal"/>
-    <w:next w:val="Normal"/>
-    <w:link w:val="Heading5Char"/>
+    <w:basedOn w:val="Standard"/>
+    <w:next w:val="Standard"/>
+    <w:link w:val="berschrift5Zchn"/>
     <w:uiPriority w:val="9"/>
     <w:semiHidden/>
     <w:unhideWhenUsed/>
@@ -4312,11 +4725,11 @@
       <w:color w:val="0F4761" w:themeColor="accent1" w:themeShade="BF"/>
     </w:rPr>
   </w:style>
-  <w:style w:type="paragraph" w:styleId="Heading6">
+  <w:style w:type="paragraph" w:styleId="berschrift6">
     <w:name w:val="heading 6"/>
-    <w:basedOn w:val="Normal"/>
-    <w:next w:val="Normal"/>
-    <w:link w:val="Heading6Char"/>
+    <w:basedOn w:val="Standard"/>
+    <w:next w:val="Standard"/>
+    <w:link w:val="berschrift6Zchn"/>
     <w:uiPriority w:val="9"/>
     <w:semiHidden/>
     <w:unhideWhenUsed/>
@@ -4335,11 +4748,11 @@
       <w:color w:val="595959" w:themeColor="text1" w:themeTint="A6"/>
     </w:rPr>
   </w:style>
-  <w:style w:type="paragraph" w:styleId="Heading7">
+  <w:style w:type="paragraph" w:styleId="berschrift7">
     <w:name w:val="heading 7"/>
-    <w:basedOn w:val="Normal"/>
-    <w:next w:val="Normal"/>
-    <w:link w:val="Heading7Char"/>
+    <w:basedOn w:val="Standard"/>
+    <w:next w:val="Standard"/>
+    <w:link w:val="berschrift7Zchn"/>
     <w:uiPriority w:val="9"/>
     <w:semiHidden/>
     <w:unhideWhenUsed/>
@@ -4356,11 +4769,11 @@
       <w:color w:val="595959" w:themeColor="text1" w:themeTint="A6"/>
     </w:rPr>
   </w:style>
-  <w:style w:type="paragraph" w:styleId="Heading8">
+  <w:style w:type="paragraph" w:styleId="berschrift8">
     <w:name w:val="heading 8"/>
-    <w:basedOn w:val="Normal"/>
-    <w:next w:val="Normal"/>
-    <w:link w:val="Heading8Char"/>
+    <w:basedOn w:val="Standard"/>
+    <w:next w:val="Standard"/>
+    <w:link w:val="berschrift8Zchn"/>
     <w:uiPriority w:val="9"/>
     <w:semiHidden/>
     <w:unhideWhenUsed/>
@@ -4379,11 +4792,11 @@
       <w:color w:val="272727" w:themeColor="text1" w:themeTint="D8"/>
     </w:rPr>
   </w:style>
-  <w:style w:type="paragraph" w:styleId="Heading9">
+  <w:style w:type="paragraph" w:styleId="berschrift9">
     <w:name w:val="heading 9"/>
-    <w:basedOn w:val="Normal"/>
-    <w:next w:val="Normal"/>
-    <w:link w:val="Heading9Char"/>
+    <w:basedOn w:val="Standard"/>
+    <w:next w:val="Standard"/>
+    <w:link w:val="berschrift9Zchn"/>
     <w:uiPriority w:val="9"/>
     <w:semiHidden/>
     <w:unhideWhenUsed/>
@@ -4400,13 +4813,12 @@
       <w:color w:val="272727" w:themeColor="text1" w:themeTint="D8"/>
     </w:rPr>
   </w:style>
-  <w:style w:type="character" w:default="1" w:styleId="DefaultParagraphFont">
+  <w:style w:type="character" w:default="1" w:styleId="Absatz-Standardschriftart">
     <w:name w:val="Default Paragraph Font"/>
     <w:uiPriority w:val="1"/>
-    <w:semiHidden/>
     <w:unhideWhenUsed/>
   </w:style>
-  <w:style w:type="table" w:default="1" w:styleId="TableNormal">
+  <w:style w:type="table" w:default="1" w:styleId="NormaleTabelle">
     <w:name w:val="Normal Table"/>
     <w:uiPriority w:val="99"/>
     <w:semiHidden/>
@@ -4421,16 +4833,16 @@
       </w:tblCellMar>
     </w:tblPr>
   </w:style>
-  <w:style w:type="numbering" w:default="1" w:styleId="NoList">
+  <w:style w:type="numbering" w:default="1" w:styleId="KeineListe">
     <w:name w:val="No List"/>
     <w:uiPriority w:val="99"/>
     <w:semiHidden/>
     <w:unhideWhenUsed/>
   </w:style>
-  <w:style w:type="character" w:customStyle="1" w:styleId="Heading1Char">
-    <w:name w:val="Heading 1 Char"/>
-    <w:basedOn w:val="DefaultParagraphFont"/>
-    <w:link w:val="Heading1"/>
+  <w:style w:type="character" w:customStyle="1" w:styleId="berschrift1Zchn">
+    <w:name w:val="Überschrift 1 Zchn"/>
+    <w:basedOn w:val="Absatz-Standardschriftart"/>
+    <w:link w:val="berschrift1"/>
     <w:uiPriority w:val="9"/>
     <w:rsid w:val="00E56932"/>
     <w:rPr>
@@ -4440,10 +4852,10 @@
       <w:szCs w:val="40"/>
     </w:rPr>
   </w:style>
-  <w:style w:type="character" w:customStyle="1" w:styleId="Heading2Char">
-    <w:name w:val="Heading 2 Char"/>
-    <w:basedOn w:val="DefaultParagraphFont"/>
-    <w:link w:val="Heading2"/>
+  <w:style w:type="character" w:customStyle="1" w:styleId="berschrift2Zchn">
+    <w:name w:val="Überschrift 2 Zchn"/>
+    <w:basedOn w:val="Absatz-Standardschriftart"/>
+    <w:link w:val="berschrift2"/>
     <w:uiPriority w:val="9"/>
     <w:semiHidden/>
     <w:rsid w:val="00E56932"/>
@@ -4454,10 +4866,10 @@
       <w:szCs w:val="32"/>
     </w:rPr>
   </w:style>
-  <w:style w:type="character" w:customStyle="1" w:styleId="Heading3Char">
-    <w:name w:val="Heading 3 Char"/>
-    <w:basedOn w:val="DefaultParagraphFont"/>
-    <w:link w:val="Heading3"/>
+  <w:style w:type="character" w:customStyle="1" w:styleId="berschrift3Zchn">
+    <w:name w:val="Überschrift 3 Zchn"/>
+    <w:basedOn w:val="Absatz-Standardschriftart"/>
+    <w:link w:val="berschrift3"/>
     <w:uiPriority w:val="9"/>
     <w:semiHidden/>
     <w:rsid w:val="00E56932"/>
@@ -4468,10 +4880,10 @@
       <w:szCs w:val="28"/>
     </w:rPr>
   </w:style>
-  <w:style w:type="character" w:customStyle="1" w:styleId="Heading4Char">
-    <w:name w:val="Heading 4 Char"/>
-    <w:basedOn w:val="DefaultParagraphFont"/>
-    <w:link w:val="Heading4"/>
+  <w:style w:type="character" w:customStyle="1" w:styleId="berschrift4Zchn">
+    <w:name w:val="Überschrift 4 Zchn"/>
+    <w:basedOn w:val="Absatz-Standardschriftart"/>
+    <w:link w:val="berschrift4"/>
     <w:uiPriority w:val="9"/>
     <w:semiHidden/>
     <w:rsid w:val="00E56932"/>
@@ -4482,10 +4894,10 @@
       <w:color w:val="0F4761" w:themeColor="accent1" w:themeShade="BF"/>
     </w:rPr>
   </w:style>
-  <w:style w:type="character" w:customStyle="1" w:styleId="Heading5Char">
-    <w:name w:val="Heading 5 Char"/>
-    <w:basedOn w:val="DefaultParagraphFont"/>
-    <w:link w:val="Heading5"/>
+  <w:style w:type="character" w:customStyle="1" w:styleId="berschrift5Zchn">
+    <w:name w:val="Überschrift 5 Zchn"/>
+    <w:basedOn w:val="Absatz-Standardschriftart"/>
+    <w:link w:val="berschrift5"/>
     <w:uiPriority w:val="9"/>
     <w:semiHidden/>
     <w:rsid w:val="00E56932"/>
@@ -4494,10 +4906,10 @@
       <w:color w:val="0F4761" w:themeColor="accent1" w:themeShade="BF"/>
     </w:rPr>
   </w:style>
-  <w:style w:type="character" w:customStyle="1" w:styleId="Heading6Char">
-    <w:name w:val="Heading 6 Char"/>
-    <w:basedOn w:val="DefaultParagraphFont"/>
-    <w:link w:val="Heading6"/>
+  <w:style w:type="character" w:customStyle="1" w:styleId="berschrift6Zchn">
+    <w:name w:val="Überschrift 6 Zchn"/>
+    <w:basedOn w:val="Absatz-Standardschriftart"/>
+    <w:link w:val="berschrift6"/>
     <w:uiPriority w:val="9"/>
     <w:semiHidden/>
     <w:rsid w:val="00E56932"/>
@@ -4508,10 +4920,10 @@
       <w:color w:val="595959" w:themeColor="text1" w:themeTint="A6"/>
     </w:rPr>
   </w:style>
-  <w:style w:type="character" w:customStyle="1" w:styleId="Heading7Char">
-    <w:name w:val="Heading 7 Char"/>
-    <w:basedOn w:val="DefaultParagraphFont"/>
-    <w:link w:val="Heading7"/>
+  <w:style w:type="character" w:customStyle="1" w:styleId="berschrift7Zchn">
+    <w:name w:val="Überschrift 7 Zchn"/>
+    <w:basedOn w:val="Absatz-Standardschriftart"/>
+    <w:link w:val="berschrift7"/>
     <w:uiPriority w:val="9"/>
     <w:semiHidden/>
     <w:rsid w:val="00E56932"/>
@@ -4520,10 +4932,10 @@
       <w:color w:val="595959" w:themeColor="text1" w:themeTint="A6"/>
     </w:rPr>
   </w:style>
-  <w:style w:type="character" w:customStyle="1" w:styleId="Heading8Char">
-    <w:name w:val="Heading 8 Char"/>
-    <w:basedOn w:val="DefaultParagraphFont"/>
-    <w:link w:val="Heading8"/>
+  <w:style w:type="character" w:customStyle="1" w:styleId="berschrift8Zchn">
+    <w:name w:val="Überschrift 8 Zchn"/>
+    <w:basedOn w:val="Absatz-Standardschriftart"/>
+    <w:link w:val="berschrift8"/>
     <w:uiPriority w:val="9"/>
     <w:semiHidden/>
     <w:rsid w:val="00E56932"/>
@@ -4534,10 +4946,10 @@
       <w:color w:val="272727" w:themeColor="text1" w:themeTint="D8"/>
     </w:rPr>
   </w:style>
-  <w:style w:type="character" w:customStyle="1" w:styleId="Heading9Char">
-    <w:name w:val="Heading 9 Char"/>
-    <w:basedOn w:val="DefaultParagraphFont"/>
-    <w:link w:val="Heading9"/>
+  <w:style w:type="character" w:customStyle="1" w:styleId="berschrift9Zchn">
+    <w:name w:val="Überschrift 9 Zchn"/>
+    <w:basedOn w:val="Absatz-Standardschriftart"/>
+    <w:link w:val="berschrift9"/>
     <w:uiPriority w:val="9"/>
     <w:semiHidden/>
     <w:rsid w:val="00E56932"/>
@@ -4546,11 +4958,11 @@
       <w:color w:val="272727" w:themeColor="text1" w:themeTint="D8"/>
     </w:rPr>
   </w:style>
-  <w:style w:type="paragraph" w:styleId="Title">
+  <w:style w:type="paragraph" w:styleId="Titel">
     <w:name w:val="Title"/>
-    <w:basedOn w:val="Normal"/>
-    <w:next w:val="Normal"/>
-    <w:link w:val="TitleChar"/>
+    <w:basedOn w:val="Standard"/>
+    <w:next w:val="Standard"/>
+    <w:link w:val="TitelZchn"/>
     <w:uiPriority w:val="10"/>
     <w:qFormat/>
     <w:rsid w:val="00E56932"/>
@@ -4566,10 +4978,10 @@
       <w:szCs w:val="56"/>
     </w:rPr>
   </w:style>
-  <w:style w:type="character" w:customStyle="1" w:styleId="TitleChar">
-    <w:name w:val="Title Char"/>
-    <w:basedOn w:val="DefaultParagraphFont"/>
-    <w:link w:val="Title"/>
+  <w:style w:type="character" w:customStyle="1" w:styleId="TitelZchn">
+    <w:name w:val="Titel Zchn"/>
+    <w:basedOn w:val="Absatz-Standardschriftart"/>
+    <w:link w:val="Titel"/>
     <w:uiPriority w:val="10"/>
     <w:rsid w:val="00E56932"/>
     <w:rPr>
@@ -4580,11 +4992,11 @@
       <w:szCs w:val="56"/>
     </w:rPr>
   </w:style>
-  <w:style w:type="paragraph" w:styleId="Subtitle">
+  <w:style w:type="paragraph" w:styleId="Untertitel">
     <w:name w:val="Subtitle"/>
-    <w:basedOn w:val="Normal"/>
-    <w:next w:val="Normal"/>
-    <w:link w:val="SubtitleChar"/>
+    <w:basedOn w:val="Standard"/>
+    <w:next w:val="Standard"/>
+    <w:link w:val="UntertitelZchn"/>
     <w:uiPriority w:val="11"/>
     <w:qFormat/>
     <w:rsid w:val="00E56932"/>
@@ -4601,10 +5013,10 @@
       <w:szCs w:val="28"/>
     </w:rPr>
   </w:style>
-  <w:style w:type="character" w:customStyle="1" w:styleId="SubtitleChar">
-    <w:name w:val="Subtitle Char"/>
-    <w:basedOn w:val="DefaultParagraphFont"/>
-    <w:link w:val="Subtitle"/>
+  <w:style w:type="character" w:customStyle="1" w:styleId="UntertitelZchn">
+    <w:name w:val="Untertitel Zchn"/>
+    <w:basedOn w:val="Absatz-Standardschriftart"/>
+    <w:link w:val="Untertitel"/>
     <w:uiPriority w:val="11"/>
     <w:rsid w:val="00E56932"/>
     <w:rPr>
@@ -4615,11 +5027,11 @@
       <w:szCs w:val="28"/>
     </w:rPr>
   </w:style>
-  <w:style w:type="paragraph" w:styleId="Quote">
+  <w:style w:type="paragraph" w:styleId="Zitat">
     <w:name w:val="Quote"/>
-    <w:basedOn w:val="Normal"/>
-    <w:next w:val="Normal"/>
-    <w:link w:val="QuoteChar"/>
+    <w:basedOn w:val="Standard"/>
+    <w:next w:val="Standard"/>
+    <w:link w:val="ZitatZchn"/>
     <w:uiPriority w:val="29"/>
     <w:qFormat/>
     <w:rsid w:val="00E56932"/>
@@ -4633,10 +5045,10 @@
       <w:color w:val="404040" w:themeColor="text1" w:themeTint="BF"/>
     </w:rPr>
   </w:style>
-  <w:style w:type="character" w:customStyle="1" w:styleId="QuoteChar">
-    <w:name w:val="Quote Char"/>
-    <w:basedOn w:val="DefaultParagraphFont"/>
-    <w:link w:val="Quote"/>
+  <w:style w:type="character" w:customStyle="1" w:styleId="ZitatZchn">
+    <w:name w:val="Zitat Zchn"/>
+    <w:basedOn w:val="Absatz-Standardschriftart"/>
+    <w:link w:val="Zitat"/>
     <w:uiPriority w:val="29"/>
     <w:rsid w:val="00E56932"/>
     <w:rPr>
@@ -4645,9 +5057,9 @@
       <w:color w:val="404040" w:themeColor="text1" w:themeTint="BF"/>
     </w:rPr>
   </w:style>
-  <w:style w:type="paragraph" w:styleId="ListParagraph">
+  <w:style w:type="paragraph" w:styleId="Listenabsatz">
     <w:name w:val="List Paragraph"/>
-    <w:basedOn w:val="Normal"/>
+    <w:basedOn w:val="Standard"/>
     <w:uiPriority w:val="34"/>
     <w:qFormat/>
     <w:rsid w:val="00E56932"/>
@@ -4656,9 +5068,9 @@
       <w:contextualSpacing/>
     </w:pPr>
   </w:style>
-  <w:style w:type="character" w:styleId="IntenseEmphasis">
+  <w:style w:type="character" w:styleId="IntensiveHervorhebung">
     <w:name w:val="Intense Emphasis"/>
-    <w:basedOn w:val="DefaultParagraphFont"/>
+    <w:basedOn w:val="Absatz-Standardschriftart"/>
     <w:uiPriority w:val="21"/>
     <w:qFormat/>
     <w:rsid w:val="00E56932"/>
@@ -4668,11 +5080,11 @@
       <w:color w:val="0F4761" w:themeColor="accent1" w:themeShade="BF"/>
     </w:rPr>
   </w:style>
-  <w:style w:type="paragraph" w:styleId="IntenseQuote">
+  <w:style w:type="paragraph" w:styleId="IntensivesZitat">
     <w:name w:val="Intense Quote"/>
-    <w:basedOn w:val="Normal"/>
-    <w:next w:val="Normal"/>
-    <w:link w:val="IntenseQuoteChar"/>
+    <w:basedOn w:val="Standard"/>
+    <w:next w:val="Standard"/>
+    <w:link w:val="IntensivesZitatZchn"/>
     <w:uiPriority w:val="30"/>
     <w:qFormat/>
     <w:rsid w:val="00E56932"/>
@@ -4691,10 +5103,10 @@
       <w:color w:val="0F4761" w:themeColor="accent1" w:themeShade="BF"/>
     </w:rPr>
   </w:style>
-  <w:style w:type="character" w:customStyle="1" w:styleId="IntenseQuoteChar">
-    <w:name w:val="Intense Quote Char"/>
-    <w:basedOn w:val="DefaultParagraphFont"/>
-    <w:link w:val="IntenseQuote"/>
+  <w:style w:type="character" w:customStyle="1" w:styleId="IntensivesZitatZchn">
+    <w:name w:val="Intensives Zitat Zchn"/>
+    <w:basedOn w:val="Absatz-Standardschriftart"/>
+    <w:link w:val="IntensivesZitat"/>
     <w:uiPriority w:val="30"/>
     <w:rsid w:val="00E56932"/>
     <w:rPr>
@@ -4703,9 +5115,9 @@
       <w:color w:val="0F4761" w:themeColor="accent1" w:themeShade="BF"/>
     </w:rPr>
   </w:style>
-  <w:style w:type="character" w:styleId="IntenseReference">
+  <w:style w:type="character" w:styleId="IntensiverVerweis">
     <w:name w:val="Intense Reference"/>
-    <w:basedOn w:val="DefaultParagraphFont"/>
+    <w:basedOn w:val="Absatz-Standardschriftart"/>
     <w:uiPriority w:val="32"/>
     <w:qFormat/>
     <w:rsid w:val="00E56932"/>
@@ -4717,9 +5129,9 @@
       <w:spacing w:val="5"/>
     </w:rPr>
   </w:style>
-  <w:style w:type="table" w:styleId="PlainTable2">
+  <w:style w:type="table" w:styleId="EinfacheTabelle2">
     <w:name w:val="Plain Table 2"/>
-    <w:basedOn w:val="TableNormal"/>
+    <w:basedOn w:val="NormaleTabelle"/>
     <w:uiPriority w:val="42"/>
     <w:rsid w:val="003603F1"/>
     <w:pPr>
@@ -4797,10 +5209,10 @@
       </w:tcPr>
     </w:tblStylePr>
   </w:style>
-  <w:style w:type="paragraph" w:styleId="Header">
+  <w:style w:type="paragraph" w:styleId="Kopfzeile">
     <w:name w:val="header"/>
-    <w:basedOn w:val="Normal"/>
-    <w:link w:val="HeaderChar"/>
+    <w:basedOn w:val="Standard"/>
+    <w:link w:val="KopfzeileZchn"/>
     <w:uiPriority w:val="99"/>
     <w:unhideWhenUsed/>
     <w:rsid w:val="004D76A2"/>
@@ -4812,17 +5224,17 @@
       <w:spacing w:after="0" w:line="240" w:lineRule="auto"/>
     </w:pPr>
   </w:style>
-  <w:style w:type="character" w:customStyle="1" w:styleId="HeaderChar">
-    <w:name w:val="Header Char"/>
-    <w:basedOn w:val="DefaultParagraphFont"/>
-    <w:link w:val="Header"/>
+  <w:style w:type="character" w:customStyle="1" w:styleId="KopfzeileZchn">
+    <w:name w:val="Kopfzeile Zchn"/>
+    <w:basedOn w:val="Absatz-Standardschriftart"/>
+    <w:link w:val="Kopfzeile"/>
     <w:uiPriority w:val="99"/>
     <w:rsid w:val="004D76A2"/>
   </w:style>
-  <w:style w:type="paragraph" w:styleId="Footer">
+  <w:style w:type="paragraph" w:styleId="Fuzeile">
     <w:name w:val="footer"/>
-    <w:basedOn w:val="Normal"/>
-    <w:link w:val="FooterChar"/>
+    <w:basedOn w:val="Standard"/>
+    <w:link w:val="FuzeileZchn"/>
     <w:uiPriority w:val="99"/>
     <w:unhideWhenUsed/>
     <w:rsid w:val="004D76A2"/>
@@ -4834,16 +5246,16 @@
       <w:spacing w:after="0" w:line="240" w:lineRule="auto"/>
     </w:pPr>
   </w:style>
-  <w:style w:type="character" w:customStyle="1" w:styleId="FooterChar">
-    <w:name w:val="Footer Char"/>
-    <w:basedOn w:val="DefaultParagraphFont"/>
-    <w:link w:val="Footer"/>
+  <w:style w:type="character" w:customStyle="1" w:styleId="FuzeileZchn">
+    <w:name w:val="Fußzeile Zchn"/>
+    <w:basedOn w:val="Absatz-Standardschriftart"/>
+    <w:link w:val="Fuzeile"/>
     <w:uiPriority w:val="99"/>
     <w:rsid w:val="004D76A2"/>
   </w:style>
   <w:style w:type="character" w:styleId="Hyperlink">
     <w:name w:val="Hyperlink"/>
-    <w:basedOn w:val="DefaultParagraphFont"/>
+    <w:basedOn w:val="Absatz-Standardschriftart"/>
     <w:uiPriority w:val="99"/>
     <w:unhideWhenUsed/>
     <w:rsid w:val="00906110"/>
@@ -4852,9 +5264,9 @@
       <w:u w:val="single"/>
     </w:rPr>
   </w:style>
-  <w:style w:type="character" w:styleId="UnresolvedMention">
+  <w:style w:type="character" w:styleId="NichtaufgelsteErwhnung">
     <w:name w:val="Unresolved Mention"/>
-    <w:basedOn w:val="DefaultParagraphFont"/>
+    <w:basedOn w:val="Absatz-Standardschriftart"/>
     <w:uiPriority w:val="99"/>
     <w:semiHidden/>
     <w:unhideWhenUsed/>
@@ -4864,10 +5276,10 @@
       <w:shd w:val="clear" w:color="auto" w:fill="E1DFDD"/>
     </w:rPr>
   </w:style>
-  <w:style w:type="paragraph" w:styleId="Caption">
+  <w:style w:type="paragraph" w:styleId="Beschriftung">
     <w:name w:val="caption"/>
-    <w:basedOn w:val="Normal"/>
-    <w:next w:val="Normal"/>
+    <w:basedOn w:val="Standard"/>
+    <w:next w:val="Standard"/>
     <w:uiPriority w:val="35"/>
     <w:unhideWhenUsed/>
     <w:qFormat/>
@@ -4883,9 +5295,9 @@
       <w:szCs w:val="18"/>
     </w:rPr>
   </w:style>
-  <w:style w:type="character" w:styleId="FollowedHyperlink">
+  <w:style w:type="character" w:styleId="BesuchterLink">
     <w:name w:val="FollowedHyperlink"/>
-    <w:basedOn w:val="DefaultParagraphFont"/>
+    <w:basedOn w:val="Absatz-Standardschriftart"/>
     <w:uiPriority w:val="99"/>
     <w:semiHidden/>
     <w:unhideWhenUsed/>
